--- a/Rahasya/EPISODE-5-Pointers.docx
+++ b/Rahasya/EPISODE-5-Pointers.docx
@@ -36,18 +36,6 @@
           <w:rFonts w:ascii="Courier New" w:hAnsi="Courier New" w:cs="Courier New"/>
         </w:rPr>
       </w:pPr>
-    </w:p>
-    <w:p>
-      <w:pPr>
-        <w:pStyle w:val="ListParagraph"/>
-        <w:numPr>
-          <w:ilvl w:val="0"/>
-          <w:numId w:val="1"/>
-        </w:numPr>
-        <w:rPr>
-          <w:rFonts w:ascii="Courier New" w:hAnsi="Courier New" w:cs="Courier New"/>
-        </w:rPr>
-      </w:pPr>
       <w:r>
         <w:rPr>
           <w:rFonts w:ascii="Courier New" w:hAnsi="Courier New" w:cs="Courier New"/>
@@ -268,25 +256,74 @@
         <w:rPr>
           <w:rFonts w:ascii="Courier New" w:hAnsi="Courier New" w:cs="Courier New"/>
         </w:rPr>
-        <w:t>Rama is in class and the seat of Lambo is empty.</w:t>
-      </w:r>
-    </w:p>
-    <w:p>
-      <w:pPr>
-        <w:pStyle w:val="ListParagraph"/>
-        <w:numPr>
-          <w:ilvl w:val="0"/>
-          <w:numId w:val="1"/>
-        </w:numPr>
-        <w:rPr>
-          <w:rFonts w:ascii="Courier New" w:hAnsi="Courier New" w:cs="Courier New"/>
-        </w:rPr>
-      </w:pPr>
-      <w:r>
-        <w:rPr>
-          <w:rFonts w:ascii="Courier New" w:hAnsi="Courier New" w:cs="Courier New"/>
-        </w:rPr>
-        <w:t>Fade to pass 2 months.</w:t>
+        <w:t xml:space="preserve">Rama is in </w:t>
+      </w:r>
+      <w:r>
+        <w:rPr>
+          <w:rFonts w:ascii="Courier New" w:hAnsi="Courier New" w:cs="Courier New"/>
+        </w:rPr>
+        <w:t>class,</w:t>
+      </w:r>
+      <w:r>
+        <w:rPr>
+          <w:rFonts w:ascii="Courier New" w:hAnsi="Courier New" w:cs="Courier New"/>
+        </w:rPr>
+        <w:t xml:space="preserve"> and </w:t>
+      </w:r>
+      <w:r>
+        <w:rPr>
+          <w:rFonts w:ascii="Courier New" w:hAnsi="Courier New" w:cs="Courier New"/>
+        </w:rPr>
+        <w:t>he is alone in the bench</w:t>
+      </w:r>
+      <w:r>
+        <w:rPr>
+          <w:rFonts w:ascii="Courier New" w:hAnsi="Courier New" w:cs="Courier New"/>
+        </w:rPr>
+        <w:t>.</w:t>
+      </w:r>
+    </w:p>
+    <w:p>
+      <w:pPr>
+        <w:pStyle w:val="ListParagraph"/>
+        <w:numPr>
+          <w:ilvl w:val="0"/>
+          <w:numId w:val="1"/>
+        </w:numPr>
+        <w:rPr>
+          <w:rFonts w:ascii="Courier New" w:hAnsi="Courier New" w:cs="Courier New"/>
+        </w:rPr>
+      </w:pPr>
+      <w:r>
+        <w:rPr>
+          <w:rFonts w:ascii="Courier New" w:hAnsi="Courier New" w:cs="Courier New"/>
+        </w:rPr>
+        <w:t xml:space="preserve">Announcement to mourn for 2 mins for Lambodhara J Pasupathi and </w:t>
+      </w:r>
+      <w:r>
+        <w:rPr>
+          <w:rFonts w:ascii="Courier New" w:hAnsi="Courier New" w:cs="Courier New"/>
+        </w:rPr>
+        <w:br/>
+        <w:t>Y. D. Lakshmi Kumari of the class CIV-3.</w:t>
+      </w:r>
+    </w:p>
+    <w:p>
+      <w:pPr>
+        <w:pStyle w:val="ListParagraph"/>
+        <w:numPr>
+          <w:ilvl w:val="0"/>
+          <w:numId w:val="1"/>
+        </w:numPr>
+        <w:rPr>
+          <w:rFonts w:ascii="Courier New" w:hAnsi="Courier New" w:cs="Courier New"/>
+        </w:rPr>
+      </w:pPr>
+      <w:r>
+        <w:rPr>
+          <w:rFonts w:ascii="Courier New" w:hAnsi="Courier New" w:cs="Courier New"/>
+        </w:rPr>
+        <w:t xml:space="preserve">Lakshmi killed herself. </w:t>
       </w:r>
     </w:p>
     <w:p>
@@ -682,6 +719,7 @@
         <w:rPr>
           <w:rFonts w:ascii="Courier New" w:hAnsi="Courier New" w:cs="Courier New"/>
         </w:rPr>
+        <w:lastRenderedPageBreak/>
         <w:t>Ali takes JCB and digs the field.</w:t>
       </w:r>
     </w:p>
@@ -700,692 +738,747 @@
         <w:rPr>
           <w:rFonts w:ascii="Courier New" w:hAnsi="Courier New" w:cs="Courier New"/>
         </w:rPr>
+        <w:t>They steal the mall and bury it.</w:t>
+      </w:r>
+    </w:p>
+    <w:p>
+      <w:pPr>
+        <w:pStyle w:val="ListParagraph"/>
+        <w:numPr>
+          <w:ilvl w:val="0"/>
+          <w:numId w:val="1"/>
+        </w:numPr>
+        <w:rPr>
+          <w:rFonts w:ascii="Courier New" w:hAnsi="Courier New" w:cs="Courier New"/>
+        </w:rPr>
+      </w:pPr>
+      <w:r>
+        <w:rPr>
+          <w:rFonts w:ascii="Courier New" w:hAnsi="Courier New" w:cs="Courier New"/>
+        </w:rPr>
+        <w:t>Ravana comes to orphanage.</w:t>
+      </w:r>
+    </w:p>
+    <w:p>
+      <w:pPr>
+        <w:pStyle w:val="ListParagraph"/>
+        <w:numPr>
+          <w:ilvl w:val="0"/>
+          <w:numId w:val="1"/>
+        </w:numPr>
+        <w:rPr>
+          <w:rFonts w:ascii="Courier New" w:hAnsi="Courier New" w:cs="Courier New"/>
+        </w:rPr>
+      </w:pPr>
+      <w:r>
+        <w:rPr>
+          <w:rFonts w:ascii="Courier New" w:hAnsi="Courier New" w:cs="Courier New"/>
+        </w:rPr>
+        <w:t>He finds the mall missing.</w:t>
+      </w:r>
+    </w:p>
+    <w:p>
+      <w:pPr>
+        <w:pStyle w:val="ListParagraph"/>
+        <w:numPr>
+          <w:ilvl w:val="0"/>
+          <w:numId w:val="1"/>
+        </w:numPr>
+        <w:rPr>
+          <w:rFonts w:ascii="Courier New" w:hAnsi="Courier New" w:cs="Courier New"/>
+        </w:rPr>
+      </w:pPr>
+      <w:r>
+        <w:rPr>
+          <w:rFonts w:ascii="Courier New" w:hAnsi="Courier New" w:cs="Courier New"/>
+        </w:rPr>
+        <w:t>He shoots Shanthamma.</w:t>
+      </w:r>
+    </w:p>
+    <w:p>
+      <w:pPr>
+        <w:pStyle w:val="ListParagraph"/>
+        <w:numPr>
+          <w:ilvl w:val="0"/>
+          <w:numId w:val="1"/>
+        </w:numPr>
+        <w:rPr>
+          <w:rFonts w:ascii="Courier New" w:hAnsi="Courier New" w:cs="Courier New"/>
+        </w:rPr>
+      </w:pPr>
+      <w:r>
+        <w:rPr>
+          <w:rFonts w:ascii="Courier New" w:hAnsi="Courier New" w:cs="Courier New"/>
+        </w:rPr>
+        <w:t>Ravana sees Ali.</w:t>
+      </w:r>
+    </w:p>
+    <w:p>
+      <w:pPr>
+        <w:pStyle w:val="ListParagraph"/>
+        <w:numPr>
+          <w:ilvl w:val="0"/>
+          <w:numId w:val="1"/>
+        </w:numPr>
+        <w:rPr>
+          <w:rFonts w:ascii="Courier New" w:hAnsi="Courier New" w:cs="Courier New"/>
+        </w:rPr>
+      </w:pPr>
+      <w:r>
+        <w:rPr>
+          <w:rFonts w:ascii="Courier New" w:hAnsi="Courier New" w:cs="Courier New"/>
+        </w:rPr>
+        <w:t>Ravana gets a call.</w:t>
+      </w:r>
+    </w:p>
+    <w:p>
+      <w:pPr>
+        <w:pStyle w:val="ListParagraph"/>
+        <w:numPr>
+          <w:ilvl w:val="0"/>
+          <w:numId w:val="1"/>
+        </w:numPr>
+        <w:rPr>
+          <w:rFonts w:ascii="Courier New" w:hAnsi="Courier New" w:cs="Courier New"/>
+        </w:rPr>
+      </w:pPr>
+      <w:r>
+        <w:rPr>
+          <w:rFonts w:ascii="Courier New" w:hAnsi="Courier New" w:cs="Courier New"/>
+        </w:rPr>
+        <w:t>Jack is now conscious after 2 months.</w:t>
+      </w:r>
+    </w:p>
+    <w:p>
+      <w:pPr>
+        <w:pStyle w:val="ListParagraph"/>
+        <w:numPr>
+          <w:ilvl w:val="0"/>
+          <w:numId w:val="1"/>
+        </w:numPr>
+        <w:rPr>
+          <w:rFonts w:ascii="Courier New" w:hAnsi="Courier New" w:cs="Courier New"/>
+        </w:rPr>
+      </w:pPr>
+      <w:r>
+        <w:rPr>
+          <w:rFonts w:ascii="Courier New" w:hAnsi="Courier New" w:cs="Courier New"/>
+        </w:rPr>
+        <w:t>They go to see Jack.</w:t>
+      </w:r>
+    </w:p>
+    <w:p>
+      <w:pPr>
+        <w:pStyle w:val="ListParagraph"/>
+        <w:numPr>
+          <w:ilvl w:val="0"/>
+          <w:numId w:val="1"/>
+        </w:numPr>
+        <w:rPr>
+          <w:rFonts w:ascii="Courier New" w:hAnsi="Courier New" w:cs="Courier New"/>
+        </w:rPr>
+      </w:pPr>
+      <w:r>
+        <w:rPr>
+          <w:rFonts w:ascii="Courier New" w:hAnsi="Courier New" w:cs="Courier New"/>
+        </w:rPr>
+        <w:t>Rama and dead Shanthamma moment.</w:t>
+      </w:r>
+    </w:p>
+    <w:p>
+      <w:pPr>
+        <w:pStyle w:val="ListParagraph"/>
+        <w:numPr>
+          <w:ilvl w:val="0"/>
+          <w:numId w:val="1"/>
+        </w:numPr>
+        <w:rPr>
+          <w:rFonts w:ascii="Courier New" w:hAnsi="Courier New" w:cs="Courier New"/>
+        </w:rPr>
+      </w:pPr>
+      <w:r>
+        <w:rPr>
+          <w:rFonts w:ascii="Courier New" w:hAnsi="Courier New" w:cs="Courier New"/>
+        </w:rPr>
+        <w:t>Jack says it was Rama who did everything.</w:t>
+      </w:r>
+    </w:p>
+    <w:p>
+      <w:pPr>
+        <w:pStyle w:val="ListParagraph"/>
+        <w:numPr>
+          <w:ilvl w:val="0"/>
+          <w:numId w:val="1"/>
+        </w:numPr>
+        <w:rPr>
+          <w:rFonts w:ascii="Courier New" w:hAnsi="Courier New" w:cs="Courier New"/>
+        </w:rPr>
+      </w:pPr>
+      <w:r>
+        <w:rPr>
+          <w:rFonts w:ascii="Courier New" w:hAnsi="Courier New" w:cs="Courier New"/>
+        </w:rPr>
+        <w:t xml:space="preserve">Ravana doubts </w:t>
+      </w:r>
+      <w:r>
+        <w:rPr>
+          <w:rFonts w:ascii="Courier New" w:hAnsi="Courier New" w:cs="Courier New"/>
+        </w:rPr>
+        <w:t>Ra</w:t>
+      </w:r>
+      <w:r>
+        <w:rPr>
+          <w:rFonts w:ascii="Courier New" w:hAnsi="Courier New" w:cs="Courier New"/>
+        </w:rPr>
+        <w:t>m</w:t>
+      </w:r>
+      <w:r>
+        <w:rPr>
+          <w:rFonts w:ascii="Courier New" w:hAnsi="Courier New" w:cs="Courier New"/>
+        </w:rPr>
+        <w:t>a</w:t>
+      </w:r>
+      <w:r>
+        <w:rPr>
+          <w:rFonts w:ascii="Courier New" w:hAnsi="Courier New" w:cs="Courier New"/>
+        </w:rPr>
+        <w:t xml:space="preserve"> is behind the stolen goods.</w:t>
+      </w:r>
+    </w:p>
+    <w:p>
+      <w:pPr>
+        <w:pStyle w:val="ListParagraph"/>
+        <w:numPr>
+          <w:ilvl w:val="0"/>
+          <w:numId w:val="1"/>
+        </w:numPr>
+        <w:rPr>
+          <w:rFonts w:ascii="Courier New" w:hAnsi="Courier New" w:cs="Courier New"/>
+        </w:rPr>
+      </w:pPr>
+      <w:r>
+        <w:rPr>
+          <w:rFonts w:ascii="Courier New" w:hAnsi="Courier New" w:cs="Courier New"/>
+        </w:rPr>
+        <w:t>Ali says Rama would not do such a thing.</w:t>
+      </w:r>
+    </w:p>
+    <w:p>
+      <w:pPr>
+        <w:pStyle w:val="ListParagraph"/>
+        <w:numPr>
+          <w:ilvl w:val="0"/>
+          <w:numId w:val="1"/>
+        </w:numPr>
+        <w:rPr>
+          <w:rFonts w:ascii="Courier New" w:hAnsi="Courier New" w:cs="Courier New"/>
+        </w:rPr>
+      </w:pPr>
+      <w:r>
+        <w:rPr>
+          <w:rFonts w:ascii="Courier New" w:hAnsi="Courier New" w:cs="Courier New"/>
+        </w:rPr>
+        <w:t>Rama is in front of Shanthamma funeral.</w:t>
+      </w:r>
+    </w:p>
+    <w:p>
+      <w:pPr>
+        <w:pStyle w:val="ListParagraph"/>
+        <w:numPr>
+          <w:ilvl w:val="0"/>
+          <w:numId w:val="1"/>
+        </w:numPr>
+        <w:rPr>
+          <w:rFonts w:ascii="Courier New" w:hAnsi="Courier New" w:cs="Courier New"/>
+        </w:rPr>
+      </w:pPr>
+      <w:r>
+        <w:rPr>
+          <w:rFonts w:ascii="Courier New" w:hAnsi="Courier New" w:cs="Courier New"/>
+        </w:rPr>
+        <w:t>A guy asks Rama for money for all the arrangements.</w:t>
+      </w:r>
+    </w:p>
+    <w:p>
+      <w:pPr>
+        <w:pStyle w:val="ListParagraph"/>
+        <w:numPr>
+          <w:ilvl w:val="0"/>
+          <w:numId w:val="1"/>
+        </w:numPr>
+        <w:rPr>
+          <w:rFonts w:ascii="Courier New" w:hAnsi="Courier New" w:cs="Courier New"/>
+        </w:rPr>
+      </w:pPr>
+      <w:r>
+        <w:rPr>
+          <w:rFonts w:ascii="Courier New" w:hAnsi="Courier New" w:cs="Courier New"/>
+        </w:rPr>
+        <w:t>Ali calls Rama and tells Jack told everything.</w:t>
+      </w:r>
+    </w:p>
+    <w:p>
+      <w:pPr>
+        <w:pStyle w:val="ListParagraph"/>
+        <w:numPr>
+          <w:ilvl w:val="0"/>
+          <w:numId w:val="1"/>
+        </w:numPr>
+        <w:rPr>
+          <w:rFonts w:ascii="Courier New" w:hAnsi="Courier New" w:cs="Courier New"/>
+        </w:rPr>
+      </w:pPr>
+      <w:r>
+        <w:rPr>
+          <w:rFonts w:ascii="Courier New" w:hAnsi="Courier New" w:cs="Courier New"/>
+        </w:rPr>
+        <w:t>Ali asks Rama to go somewhere far.</w:t>
+      </w:r>
+    </w:p>
+    <w:p>
+      <w:pPr>
+        <w:pStyle w:val="ListParagraph"/>
+        <w:numPr>
+          <w:ilvl w:val="0"/>
+          <w:numId w:val="1"/>
+        </w:numPr>
+        <w:rPr>
+          <w:rFonts w:ascii="Courier New" w:hAnsi="Courier New" w:cs="Courier New"/>
+        </w:rPr>
+      </w:pPr>
+      <w:r>
+        <w:rPr>
+          <w:rFonts w:ascii="Courier New" w:hAnsi="Courier New" w:cs="Courier New"/>
+        </w:rPr>
+        <w:t>Rama meets Rachel and explains about Jack and Periyavaran.</w:t>
+      </w:r>
+    </w:p>
+    <w:p>
+      <w:pPr>
+        <w:pStyle w:val="ListParagraph"/>
+        <w:numPr>
+          <w:ilvl w:val="0"/>
+          <w:numId w:val="1"/>
+        </w:numPr>
+        <w:rPr>
+          <w:rFonts w:ascii="Courier New" w:hAnsi="Courier New" w:cs="Courier New"/>
+        </w:rPr>
+      </w:pPr>
+      <w:r>
+        <w:rPr>
+          <w:rFonts w:ascii="Courier New" w:hAnsi="Courier New" w:cs="Courier New"/>
+        </w:rPr>
+        <w:t>Rachel says Periyavaran is her father, and he is bad.</w:t>
+      </w:r>
+    </w:p>
+    <w:p>
+      <w:pPr>
+        <w:pStyle w:val="ListParagraph"/>
+        <w:numPr>
+          <w:ilvl w:val="0"/>
+          <w:numId w:val="1"/>
+        </w:numPr>
+        <w:rPr>
+          <w:rFonts w:ascii="Courier New" w:hAnsi="Courier New" w:cs="Courier New"/>
+        </w:rPr>
+      </w:pPr>
+      <w:r>
+        <w:rPr>
+          <w:rFonts w:ascii="Courier New" w:hAnsi="Courier New" w:cs="Courier New"/>
+        </w:rPr>
+        <w:t>Rama says I will take you out of here soon.</w:t>
+      </w:r>
+    </w:p>
+    <w:p>
+      <w:pPr>
+        <w:pStyle w:val="ListParagraph"/>
+        <w:numPr>
+          <w:ilvl w:val="0"/>
+          <w:numId w:val="1"/>
+        </w:numPr>
+        <w:rPr>
+          <w:rFonts w:ascii="Courier New" w:hAnsi="Courier New" w:cs="Courier New"/>
+        </w:rPr>
+      </w:pPr>
+      <w:r>
+        <w:rPr>
+          <w:rFonts w:ascii="Courier New" w:hAnsi="Courier New" w:cs="Courier New"/>
+        </w:rPr>
+        <w:t>Rama says he got a job, and we can go out of state and settle.</w:t>
+      </w:r>
+    </w:p>
+    <w:p>
+      <w:pPr>
+        <w:pStyle w:val="ListParagraph"/>
+        <w:numPr>
+          <w:ilvl w:val="0"/>
+          <w:numId w:val="1"/>
+        </w:numPr>
+        <w:rPr>
+          <w:rFonts w:ascii="Courier New" w:hAnsi="Courier New" w:cs="Courier New"/>
+        </w:rPr>
+      </w:pPr>
+      <w:r>
+        <w:rPr>
+          <w:rFonts w:ascii="Courier New" w:hAnsi="Courier New" w:cs="Courier New"/>
+        </w:rPr>
+        <w:t>Rama says they know he has a girlfriend but not who, so she is safe.</w:t>
+      </w:r>
+    </w:p>
+    <w:p>
+      <w:pPr>
+        <w:pStyle w:val="ListParagraph"/>
+        <w:numPr>
+          <w:ilvl w:val="0"/>
+          <w:numId w:val="1"/>
+        </w:numPr>
+        <w:rPr>
+          <w:rFonts w:ascii="Courier New" w:hAnsi="Courier New" w:cs="Courier New"/>
+        </w:rPr>
+      </w:pPr>
+      <w:r>
+        <w:rPr>
+          <w:rFonts w:ascii="Courier New" w:hAnsi="Courier New" w:cs="Courier New"/>
+        </w:rPr>
+        <w:t>Rama takes his bike and goes to a remote place.</w:t>
+      </w:r>
+    </w:p>
+    <w:p>
+      <w:pPr>
+        <w:pStyle w:val="ListParagraph"/>
+        <w:numPr>
+          <w:ilvl w:val="0"/>
+          <w:numId w:val="1"/>
+        </w:numPr>
+        <w:rPr>
+          <w:rFonts w:ascii="Courier New" w:hAnsi="Courier New" w:cs="Courier New"/>
+        </w:rPr>
+      </w:pPr>
+      <w:r>
+        <w:rPr>
+          <w:rFonts w:ascii="Courier New" w:hAnsi="Courier New" w:cs="Courier New"/>
+        </w:rPr>
+        <w:t>After few days Jack starts to walk.</w:t>
+      </w:r>
+    </w:p>
+    <w:p>
+      <w:pPr>
+        <w:pStyle w:val="ListParagraph"/>
+        <w:numPr>
+          <w:ilvl w:val="0"/>
+          <w:numId w:val="1"/>
+        </w:numPr>
+        <w:rPr>
+          <w:rFonts w:ascii="Courier New" w:hAnsi="Courier New" w:cs="Courier New"/>
+        </w:rPr>
+      </w:pPr>
+      <w:r>
+        <w:rPr>
+          <w:rFonts w:ascii="Courier New" w:hAnsi="Courier New" w:cs="Courier New"/>
+        </w:rPr>
+        <w:t xml:space="preserve">Jack says it’s been </w:t>
+      </w:r>
+      <w:r>
+        <w:rPr>
+          <w:rFonts w:ascii="Courier New" w:hAnsi="Courier New" w:cs="Courier New"/>
+        </w:rPr>
+        <w:t>a month</w:t>
+      </w:r>
+      <w:r>
+        <w:rPr>
+          <w:rFonts w:ascii="Courier New" w:hAnsi="Courier New" w:cs="Courier New"/>
+        </w:rPr>
+        <w:t xml:space="preserve"> since Judas escaped.</w:t>
+      </w:r>
+    </w:p>
+    <w:p>
+      <w:pPr>
+        <w:pStyle w:val="ListParagraph"/>
+        <w:numPr>
+          <w:ilvl w:val="0"/>
+          <w:numId w:val="1"/>
+        </w:numPr>
+        <w:rPr>
+          <w:rFonts w:ascii="Courier New" w:hAnsi="Courier New" w:cs="Courier New"/>
+        </w:rPr>
+      </w:pPr>
+      <w:r>
+        <w:rPr>
+          <w:rFonts w:ascii="Courier New" w:hAnsi="Courier New" w:cs="Courier New"/>
+        </w:rPr>
+        <w:t>Jack asks Ali about Shanthamma.</w:t>
+      </w:r>
+    </w:p>
+    <w:p>
+      <w:pPr>
+        <w:pStyle w:val="ListParagraph"/>
+        <w:numPr>
+          <w:ilvl w:val="0"/>
+          <w:numId w:val="1"/>
+        </w:numPr>
+        <w:rPr>
+          <w:rFonts w:ascii="Courier New" w:hAnsi="Courier New" w:cs="Courier New"/>
+        </w:rPr>
+      </w:pPr>
+      <w:r>
+        <w:rPr>
+          <w:rFonts w:ascii="Courier New" w:hAnsi="Courier New" w:cs="Courier New"/>
+        </w:rPr>
+        <w:t>Jack says how bad he wants to kill him.</w:t>
+      </w:r>
+    </w:p>
+    <w:p>
+      <w:pPr>
+        <w:pStyle w:val="ListParagraph"/>
+        <w:numPr>
+          <w:ilvl w:val="0"/>
+          <w:numId w:val="1"/>
+        </w:numPr>
+        <w:rPr>
+          <w:rFonts w:ascii="Courier New" w:hAnsi="Courier New" w:cs="Courier New"/>
+        </w:rPr>
+      </w:pPr>
+      <w:r>
+        <w:rPr>
+          <w:rFonts w:ascii="Courier New" w:hAnsi="Courier New" w:cs="Courier New"/>
+        </w:rPr>
+        <w:t>Ali insists that Rama is good.</w:t>
+      </w:r>
+    </w:p>
+    <w:p>
+      <w:pPr>
+        <w:pStyle w:val="ListParagraph"/>
+        <w:numPr>
+          <w:ilvl w:val="0"/>
+          <w:numId w:val="1"/>
+        </w:numPr>
+        <w:rPr>
+          <w:rFonts w:ascii="Courier New" w:hAnsi="Courier New" w:cs="Courier New"/>
+        </w:rPr>
+      </w:pPr>
+      <w:r>
+        <w:rPr>
+          <w:rFonts w:ascii="Courier New" w:hAnsi="Courier New" w:cs="Courier New"/>
+        </w:rPr>
+        <w:t>Ali gets a call.</w:t>
+      </w:r>
+    </w:p>
+    <w:p>
+      <w:pPr>
+        <w:pStyle w:val="ListParagraph"/>
+        <w:numPr>
+          <w:ilvl w:val="0"/>
+          <w:numId w:val="1"/>
+        </w:numPr>
+        <w:rPr>
+          <w:rFonts w:ascii="Courier New" w:hAnsi="Courier New" w:cs="Courier New"/>
+        </w:rPr>
+      </w:pPr>
+      <w:r>
+        <w:rPr>
+          <w:rFonts w:ascii="Courier New" w:hAnsi="Courier New" w:cs="Courier New"/>
+        </w:rPr>
+        <w:t>It is Rama.</w:t>
+      </w:r>
+    </w:p>
+    <w:p>
+      <w:pPr>
+        <w:pStyle w:val="ListParagraph"/>
+        <w:numPr>
+          <w:ilvl w:val="0"/>
+          <w:numId w:val="1"/>
+        </w:numPr>
+        <w:rPr>
+          <w:rFonts w:ascii="Courier New" w:hAnsi="Courier New" w:cs="Courier New"/>
+        </w:rPr>
+      </w:pPr>
+      <w:r>
+        <w:rPr>
+          <w:rFonts w:ascii="Courier New" w:hAnsi="Courier New" w:cs="Courier New"/>
+        </w:rPr>
+        <w:t>Someone comes and talks to Jack.</w:t>
+      </w:r>
+    </w:p>
+    <w:p>
+      <w:pPr>
+        <w:pStyle w:val="ListParagraph"/>
+        <w:numPr>
+          <w:ilvl w:val="0"/>
+          <w:numId w:val="1"/>
+        </w:numPr>
+        <w:rPr>
+          <w:rFonts w:ascii="Courier New" w:hAnsi="Courier New" w:cs="Courier New"/>
+        </w:rPr>
+      </w:pPr>
+      <w:r>
+        <w:rPr>
+          <w:rFonts w:ascii="Courier New" w:hAnsi="Courier New" w:cs="Courier New"/>
+        </w:rPr>
+        <w:t>Ali goes a bit far.</w:t>
+      </w:r>
+    </w:p>
+    <w:p>
+      <w:pPr>
+        <w:pStyle w:val="ListParagraph"/>
+        <w:numPr>
+          <w:ilvl w:val="0"/>
+          <w:numId w:val="1"/>
+        </w:numPr>
+        <w:rPr>
+          <w:rFonts w:ascii="Courier New" w:hAnsi="Courier New" w:cs="Courier New"/>
+        </w:rPr>
+      </w:pPr>
+      <w:r>
+        <w:rPr>
+          <w:rFonts w:ascii="Courier New" w:hAnsi="Courier New" w:cs="Courier New"/>
+        </w:rPr>
+        <w:t>Ali asks where Rama is.</w:t>
+      </w:r>
+    </w:p>
+    <w:p>
+      <w:pPr>
+        <w:pStyle w:val="ListParagraph"/>
+        <w:numPr>
+          <w:ilvl w:val="0"/>
+          <w:numId w:val="1"/>
+        </w:numPr>
+        <w:rPr>
+          <w:rFonts w:ascii="Courier New" w:hAnsi="Courier New" w:cs="Courier New"/>
+        </w:rPr>
+      </w:pPr>
+      <w:r>
+        <w:rPr>
+          <w:rFonts w:ascii="Courier New" w:hAnsi="Courier New" w:cs="Courier New"/>
+        </w:rPr>
+        <w:t>Ali says he has arranged for a house in Mumbai with the help of a customer.</w:t>
+      </w:r>
+    </w:p>
+    <w:p>
+      <w:pPr>
+        <w:pStyle w:val="ListParagraph"/>
+        <w:numPr>
+          <w:ilvl w:val="0"/>
+          <w:numId w:val="1"/>
+        </w:numPr>
+        <w:rPr>
+          <w:rFonts w:ascii="Courier New" w:hAnsi="Courier New" w:cs="Courier New"/>
+        </w:rPr>
+      </w:pPr>
+      <w:r>
+        <w:rPr>
+          <w:rFonts w:ascii="Courier New" w:hAnsi="Courier New" w:cs="Courier New"/>
+        </w:rPr>
+        <w:t>Ali asks Rama to send the address and he will meet him the next evening at 6 P.M. and will bring Rachel with him.</w:t>
+      </w:r>
+    </w:p>
+    <w:p>
+      <w:pPr>
+        <w:pStyle w:val="ListParagraph"/>
+        <w:numPr>
+          <w:ilvl w:val="0"/>
+          <w:numId w:val="1"/>
+        </w:numPr>
+        <w:rPr>
+          <w:rFonts w:ascii="Courier New" w:hAnsi="Courier New" w:cs="Courier New"/>
+        </w:rPr>
+      </w:pPr>
+      <w:r>
+        <w:rPr>
+          <w:rFonts w:ascii="Courier New" w:hAnsi="Courier New" w:cs="Courier New"/>
+        </w:rPr>
+        <w:t>Ali keeps the phone down and turns.</w:t>
+      </w:r>
+    </w:p>
+    <w:p>
+      <w:pPr>
+        <w:pStyle w:val="ListParagraph"/>
+        <w:numPr>
+          <w:ilvl w:val="0"/>
+          <w:numId w:val="1"/>
+        </w:numPr>
+        <w:rPr>
+          <w:rFonts w:ascii="Courier New" w:hAnsi="Courier New" w:cs="Courier New"/>
+        </w:rPr>
+      </w:pPr>
+      <w:r>
+        <w:rPr>
+          <w:rFonts w:ascii="Courier New" w:hAnsi="Courier New" w:cs="Courier New"/>
+        </w:rPr>
+        <w:t>Jack shoots him on the face.</w:t>
+      </w:r>
+    </w:p>
+    <w:p>
+      <w:pPr>
+        <w:pStyle w:val="ListParagraph"/>
+        <w:numPr>
+          <w:ilvl w:val="0"/>
+          <w:numId w:val="1"/>
+        </w:numPr>
+        <w:rPr>
+          <w:rFonts w:ascii="Courier New" w:hAnsi="Courier New" w:cs="Courier New"/>
+        </w:rPr>
+      </w:pPr>
+      <w:r>
+        <w:rPr>
+          <w:rFonts w:ascii="Courier New" w:hAnsi="Courier New" w:cs="Courier New"/>
+        </w:rPr>
+        <w:t>Jack picks up the phone.</w:t>
+      </w:r>
+    </w:p>
+    <w:p>
+      <w:pPr>
+        <w:pStyle w:val="ListParagraph"/>
+        <w:numPr>
+          <w:ilvl w:val="0"/>
+          <w:numId w:val="1"/>
+        </w:numPr>
+        <w:rPr>
+          <w:rFonts w:ascii="Courier New" w:hAnsi="Courier New" w:cs="Courier New"/>
+        </w:rPr>
+      </w:pPr>
+      <w:r>
+        <w:rPr>
+          <w:rFonts w:ascii="Courier New" w:hAnsi="Courier New" w:cs="Courier New"/>
+        </w:rPr>
+        <w:t>Rama sends the address.</w:t>
+      </w:r>
+    </w:p>
+    <w:p>
+      <w:pPr>
+        <w:pStyle w:val="ListParagraph"/>
+        <w:numPr>
+          <w:ilvl w:val="0"/>
+          <w:numId w:val="1"/>
+        </w:numPr>
+        <w:rPr>
+          <w:rFonts w:ascii="Courier New" w:hAnsi="Courier New" w:cs="Courier New"/>
+        </w:rPr>
+      </w:pPr>
+      <w:r>
+        <w:rPr>
+          <w:rFonts w:ascii="Courier New" w:hAnsi="Courier New" w:cs="Courier New"/>
+        </w:rPr>
+        <w:t>Jack reads and says he got him.</w:t>
+      </w:r>
+    </w:p>
+    <w:p>
+      <w:pPr>
+        <w:pStyle w:val="ListParagraph"/>
+        <w:numPr>
+          <w:ilvl w:val="0"/>
+          <w:numId w:val="1"/>
+        </w:numPr>
+        <w:spacing w:line="259" w:lineRule="auto"/>
+        <w:rPr>
+          <w:rFonts w:ascii="Courier New" w:hAnsi="Courier New" w:cs="Courier New"/>
+        </w:rPr>
+      </w:pPr>
+      <w:r>
+        <w:rPr>
+          <w:rFonts w:ascii="Courier New" w:hAnsi="Courier New" w:cs="Courier New"/>
+        </w:rPr>
         <w:lastRenderedPageBreak/>
-        <w:t>They steal the mall and bury it.</w:t>
-      </w:r>
-    </w:p>
-    <w:p>
-      <w:pPr>
-        <w:pStyle w:val="ListParagraph"/>
-        <w:numPr>
-          <w:ilvl w:val="0"/>
-          <w:numId w:val="1"/>
-        </w:numPr>
-        <w:rPr>
-          <w:rFonts w:ascii="Courier New" w:hAnsi="Courier New" w:cs="Courier New"/>
-        </w:rPr>
-      </w:pPr>
-      <w:r>
-        <w:rPr>
-          <w:rFonts w:ascii="Courier New" w:hAnsi="Courier New" w:cs="Courier New"/>
-        </w:rPr>
-        <w:t>Ravana comes to orphanage.</w:t>
-      </w:r>
-    </w:p>
-    <w:p>
-      <w:pPr>
-        <w:pStyle w:val="ListParagraph"/>
-        <w:numPr>
-          <w:ilvl w:val="0"/>
-          <w:numId w:val="1"/>
-        </w:numPr>
-        <w:rPr>
-          <w:rFonts w:ascii="Courier New" w:hAnsi="Courier New" w:cs="Courier New"/>
-        </w:rPr>
-      </w:pPr>
-      <w:r>
-        <w:rPr>
-          <w:rFonts w:ascii="Courier New" w:hAnsi="Courier New" w:cs="Courier New"/>
-        </w:rPr>
-        <w:t>He finds the mall missing.</w:t>
-      </w:r>
-    </w:p>
-    <w:p>
-      <w:pPr>
-        <w:pStyle w:val="ListParagraph"/>
-        <w:numPr>
-          <w:ilvl w:val="0"/>
-          <w:numId w:val="1"/>
-        </w:numPr>
-        <w:rPr>
-          <w:rFonts w:ascii="Courier New" w:hAnsi="Courier New" w:cs="Courier New"/>
-        </w:rPr>
-      </w:pPr>
-      <w:r>
-        <w:rPr>
-          <w:rFonts w:ascii="Courier New" w:hAnsi="Courier New" w:cs="Courier New"/>
-        </w:rPr>
-        <w:t>He shoots Shanthamma.</w:t>
-      </w:r>
-    </w:p>
-    <w:p>
-      <w:pPr>
-        <w:pStyle w:val="ListParagraph"/>
-        <w:numPr>
-          <w:ilvl w:val="0"/>
-          <w:numId w:val="1"/>
-        </w:numPr>
-        <w:rPr>
-          <w:rFonts w:ascii="Courier New" w:hAnsi="Courier New" w:cs="Courier New"/>
-        </w:rPr>
-      </w:pPr>
-      <w:r>
-        <w:rPr>
-          <w:rFonts w:ascii="Courier New" w:hAnsi="Courier New" w:cs="Courier New"/>
-        </w:rPr>
-        <w:t>Ravana sees Ali.</w:t>
-      </w:r>
-    </w:p>
-    <w:p>
-      <w:pPr>
-        <w:pStyle w:val="ListParagraph"/>
-        <w:numPr>
-          <w:ilvl w:val="0"/>
-          <w:numId w:val="1"/>
-        </w:numPr>
-        <w:rPr>
-          <w:rFonts w:ascii="Courier New" w:hAnsi="Courier New" w:cs="Courier New"/>
-        </w:rPr>
-      </w:pPr>
-      <w:r>
-        <w:rPr>
-          <w:rFonts w:ascii="Courier New" w:hAnsi="Courier New" w:cs="Courier New"/>
-        </w:rPr>
-        <w:t>Ravana gets a call.</w:t>
-      </w:r>
-    </w:p>
-    <w:p>
-      <w:pPr>
-        <w:pStyle w:val="ListParagraph"/>
-        <w:numPr>
-          <w:ilvl w:val="0"/>
-          <w:numId w:val="1"/>
-        </w:numPr>
-        <w:rPr>
-          <w:rFonts w:ascii="Courier New" w:hAnsi="Courier New" w:cs="Courier New"/>
-        </w:rPr>
-      </w:pPr>
-      <w:r>
-        <w:rPr>
-          <w:rFonts w:ascii="Courier New" w:hAnsi="Courier New" w:cs="Courier New"/>
-        </w:rPr>
-        <w:t>Jack is now conscious after 2 months.</w:t>
-      </w:r>
-    </w:p>
-    <w:p>
-      <w:pPr>
-        <w:pStyle w:val="ListParagraph"/>
-        <w:numPr>
-          <w:ilvl w:val="0"/>
-          <w:numId w:val="1"/>
-        </w:numPr>
-        <w:rPr>
-          <w:rFonts w:ascii="Courier New" w:hAnsi="Courier New" w:cs="Courier New"/>
-        </w:rPr>
-      </w:pPr>
-      <w:r>
-        <w:rPr>
-          <w:rFonts w:ascii="Courier New" w:hAnsi="Courier New" w:cs="Courier New"/>
-        </w:rPr>
-        <w:t>They go to see Jack.</w:t>
-      </w:r>
-    </w:p>
-    <w:p>
-      <w:pPr>
-        <w:pStyle w:val="ListParagraph"/>
-        <w:numPr>
-          <w:ilvl w:val="0"/>
-          <w:numId w:val="1"/>
-        </w:numPr>
-        <w:rPr>
-          <w:rFonts w:ascii="Courier New" w:hAnsi="Courier New" w:cs="Courier New"/>
-        </w:rPr>
-      </w:pPr>
-      <w:r>
-        <w:rPr>
-          <w:rFonts w:ascii="Courier New" w:hAnsi="Courier New" w:cs="Courier New"/>
-        </w:rPr>
-        <w:t>Rama and dead Shanthamma moment.</w:t>
-      </w:r>
-    </w:p>
-    <w:p>
-      <w:pPr>
-        <w:pStyle w:val="ListParagraph"/>
-        <w:numPr>
-          <w:ilvl w:val="0"/>
-          <w:numId w:val="1"/>
-        </w:numPr>
-        <w:rPr>
-          <w:rFonts w:ascii="Courier New" w:hAnsi="Courier New" w:cs="Courier New"/>
-        </w:rPr>
-      </w:pPr>
-      <w:r>
-        <w:rPr>
-          <w:rFonts w:ascii="Courier New" w:hAnsi="Courier New" w:cs="Courier New"/>
-        </w:rPr>
-        <w:t>Jack says it was Rama who did everything.</w:t>
-      </w:r>
-    </w:p>
-    <w:p>
-      <w:pPr>
-        <w:pStyle w:val="ListParagraph"/>
-        <w:numPr>
-          <w:ilvl w:val="0"/>
-          <w:numId w:val="1"/>
-        </w:numPr>
-        <w:rPr>
-          <w:rFonts w:ascii="Courier New" w:hAnsi="Courier New" w:cs="Courier New"/>
-        </w:rPr>
-      </w:pPr>
-      <w:r>
-        <w:rPr>
-          <w:rFonts w:ascii="Courier New" w:hAnsi="Courier New" w:cs="Courier New"/>
-        </w:rPr>
-        <w:t>Ravana doubts Jack is behind the stolen goods.</w:t>
-      </w:r>
-    </w:p>
-    <w:p>
-      <w:pPr>
-        <w:pStyle w:val="ListParagraph"/>
-        <w:numPr>
-          <w:ilvl w:val="0"/>
-          <w:numId w:val="1"/>
-        </w:numPr>
-        <w:rPr>
-          <w:rFonts w:ascii="Courier New" w:hAnsi="Courier New" w:cs="Courier New"/>
-        </w:rPr>
-      </w:pPr>
-      <w:r>
-        <w:rPr>
-          <w:rFonts w:ascii="Courier New" w:hAnsi="Courier New" w:cs="Courier New"/>
-        </w:rPr>
-        <w:t>Ali says Rama would not do such a thing.</w:t>
-      </w:r>
-    </w:p>
-    <w:p>
-      <w:pPr>
-        <w:pStyle w:val="ListParagraph"/>
-        <w:numPr>
-          <w:ilvl w:val="0"/>
-          <w:numId w:val="1"/>
-        </w:numPr>
-        <w:rPr>
-          <w:rFonts w:ascii="Courier New" w:hAnsi="Courier New" w:cs="Courier New"/>
-        </w:rPr>
-      </w:pPr>
-      <w:r>
-        <w:rPr>
-          <w:rFonts w:ascii="Courier New" w:hAnsi="Courier New" w:cs="Courier New"/>
-        </w:rPr>
-        <w:t>Rama is in front of Shanthamma funeral.</w:t>
-      </w:r>
-    </w:p>
-    <w:p>
-      <w:pPr>
-        <w:pStyle w:val="ListParagraph"/>
-        <w:numPr>
-          <w:ilvl w:val="0"/>
-          <w:numId w:val="1"/>
-        </w:numPr>
-        <w:rPr>
-          <w:rFonts w:ascii="Courier New" w:hAnsi="Courier New" w:cs="Courier New"/>
-        </w:rPr>
-      </w:pPr>
-      <w:r>
-        <w:rPr>
-          <w:rFonts w:ascii="Courier New" w:hAnsi="Courier New" w:cs="Courier New"/>
-        </w:rPr>
-        <w:t>A guy asks Rama for money for all the arrangements.</w:t>
-      </w:r>
-    </w:p>
-    <w:p>
-      <w:pPr>
-        <w:pStyle w:val="ListParagraph"/>
-        <w:numPr>
-          <w:ilvl w:val="0"/>
-          <w:numId w:val="1"/>
-        </w:numPr>
-        <w:rPr>
-          <w:rFonts w:ascii="Courier New" w:hAnsi="Courier New" w:cs="Courier New"/>
-        </w:rPr>
-      </w:pPr>
-      <w:r>
-        <w:rPr>
-          <w:rFonts w:ascii="Courier New" w:hAnsi="Courier New" w:cs="Courier New"/>
-        </w:rPr>
-        <w:t>Ali calls Rama and tells Jack told everything.</w:t>
-      </w:r>
-    </w:p>
-    <w:p>
-      <w:pPr>
-        <w:pStyle w:val="ListParagraph"/>
-        <w:numPr>
-          <w:ilvl w:val="0"/>
-          <w:numId w:val="1"/>
-        </w:numPr>
-        <w:rPr>
-          <w:rFonts w:ascii="Courier New" w:hAnsi="Courier New" w:cs="Courier New"/>
-        </w:rPr>
-      </w:pPr>
-      <w:r>
-        <w:rPr>
-          <w:rFonts w:ascii="Courier New" w:hAnsi="Courier New" w:cs="Courier New"/>
-        </w:rPr>
-        <w:t>Ali asks Rama to go somewhere far.</w:t>
-      </w:r>
-    </w:p>
-    <w:p>
-      <w:pPr>
-        <w:pStyle w:val="ListParagraph"/>
-        <w:numPr>
-          <w:ilvl w:val="0"/>
-          <w:numId w:val="1"/>
-        </w:numPr>
-        <w:rPr>
-          <w:rFonts w:ascii="Courier New" w:hAnsi="Courier New" w:cs="Courier New"/>
-        </w:rPr>
-      </w:pPr>
-      <w:r>
-        <w:rPr>
-          <w:rFonts w:ascii="Courier New" w:hAnsi="Courier New" w:cs="Courier New"/>
-        </w:rPr>
-        <w:t>Rama meets Rachel and explains about Jack and Periyavaran.</w:t>
-      </w:r>
-    </w:p>
-    <w:p>
-      <w:pPr>
-        <w:pStyle w:val="ListParagraph"/>
-        <w:numPr>
-          <w:ilvl w:val="0"/>
-          <w:numId w:val="1"/>
-        </w:numPr>
-        <w:rPr>
-          <w:rFonts w:ascii="Courier New" w:hAnsi="Courier New" w:cs="Courier New"/>
-        </w:rPr>
-      </w:pPr>
-      <w:r>
-        <w:rPr>
-          <w:rFonts w:ascii="Courier New" w:hAnsi="Courier New" w:cs="Courier New"/>
-        </w:rPr>
-        <w:t>Rachel says Periyavaran is her father, and he is bad.</w:t>
-      </w:r>
-    </w:p>
-    <w:p>
-      <w:pPr>
-        <w:pStyle w:val="ListParagraph"/>
-        <w:numPr>
-          <w:ilvl w:val="0"/>
-          <w:numId w:val="1"/>
-        </w:numPr>
-        <w:rPr>
-          <w:rFonts w:ascii="Courier New" w:hAnsi="Courier New" w:cs="Courier New"/>
-        </w:rPr>
-      </w:pPr>
-      <w:r>
-        <w:rPr>
-          <w:rFonts w:ascii="Courier New" w:hAnsi="Courier New" w:cs="Courier New"/>
-        </w:rPr>
-        <w:t>Rama says I will take you out of here soon.</w:t>
-      </w:r>
-    </w:p>
-    <w:p>
-      <w:pPr>
-        <w:pStyle w:val="ListParagraph"/>
-        <w:numPr>
-          <w:ilvl w:val="0"/>
-          <w:numId w:val="1"/>
-        </w:numPr>
-        <w:rPr>
-          <w:rFonts w:ascii="Courier New" w:hAnsi="Courier New" w:cs="Courier New"/>
-        </w:rPr>
-      </w:pPr>
-      <w:r>
-        <w:rPr>
-          <w:rFonts w:ascii="Courier New" w:hAnsi="Courier New" w:cs="Courier New"/>
-        </w:rPr>
-        <w:t>Rama says he got a job, and we can go out of state and settle.</w:t>
-      </w:r>
-    </w:p>
-    <w:p>
-      <w:pPr>
-        <w:pStyle w:val="ListParagraph"/>
-        <w:numPr>
-          <w:ilvl w:val="0"/>
-          <w:numId w:val="1"/>
-        </w:numPr>
-        <w:rPr>
-          <w:rFonts w:ascii="Courier New" w:hAnsi="Courier New" w:cs="Courier New"/>
-        </w:rPr>
-      </w:pPr>
-      <w:r>
-        <w:rPr>
-          <w:rFonts w:ascii="Courier New" w:hAnsi="Courier New" w:cs="Courier New"/>
-        </w:rPr>
-        <w:t>Rama says they know he has a girlfriend but not who, so she is safe.</w:t>
-      </w:r>
-    </w:p>
-    <w:p>
-      <w:pPr>
-        <w:pStyle w:val="ListParagraph"/>
-        <w:numPr>
-          <w:ilvl w:val="0"/>
-          <w:numId w:val="1"/>
-        </w:numPr>
-        <w:rPr>
-          <w:rFonts w:ascii="Courier New" w:hAnsi="Courier New" w:cs="Courier New"/>
-        </w:rPr>
-      </w:pPr>
-      <w:r>
-        <w:rPr>
-          <w:rFonts w:ascii="Courier New" w:hAnsi="Courier New" w:cs="Courier New"/>
-        </w:rPr>
-        <w:t>Rama takes his bike and goes to a remote place.</w:t>
-      </w:r>
-    </w:p>
-    <w:p>
-      <w:pPr>
-        <w:pStyle w:val="ListParagraph"/>
-        <w:numPr>
-          <w:ilvl w:val="0"/>
-          <w:numId w:val="1"/>
-        </w:numPr>
-        <w:rPr>
-          <w:rFonts w:ascii="Courier New" w:hAnsi="Courier New" w:cs="Courier New"/>
-        </w:rPr>
-      </w:pPr>
-      <w:r>
-        <w:rPr>
-          <w:rFonts w:ascii="Courier New" w:hAnsi="Courier New" w:cs="Courier New"/>
-        </w:rPr>
-        <w:t>After few days Jack starts to walk.</w:t>
-      </w:r>
-    </w:p>
-    <w:p>
-      <w:pPr>
-        <w:pStyle w:val="ListParagraph"/>
-        <w:numPr>
-          <w:ilvl w:val="0"/>
-          <w:numId w:val="1"/>
-        </w:numPr>
-        <w:rPr>
-          <w:rFonts w:ascii="Courier New" w:hAnsi="Courier New" w:cs="Courier New"/>
-        </w:rPr>
-      </w:pPr>
-      <w:r>
-        <w:rPr>
-          <w:rFonts w:ascii="Courier New" w:hAnsi="Courier New" w:cs="Courier New"/>
-        </w:rPr>
-        <w:t>Jack says it’s been 2 weeks since Judas escaped.</w:t>
-      </w:r>
-    </w:p>
-    <w:p>
-      <w:pPr>
-        <w:pStyle w:val="ListParagraph"/>
-        <w:numPr>
-          <w:ilvl w:val="0"/>
-          <w:numId w:val="1"/>
-        </w:numPr>
-        <w:rPr>
-          <w:rFonts w:ascii="Courier New" w:hAnsi="Courier New" w:cs="Courier New"/>
-        </w:rPr>
-      </w:pPr>
-      <w:r>
-        <w:rPr>
-          <w:rFonts w:ascii="Courier New" w:hAnsi="Courier New" w:cs="Courier New"/>
-        </w:rPr>
-        <w:t>Jack asks Ali about Shanthamma.</w:t>
-      </w:r>
-    </w:p>
-    <w:p>
-      <w:pPr>
-        <w:pStyle w:val="ListParagraph"/>
-        <w:numPr>
-          <w:ilvl w:val="0"/>
-          <w:numId w:val="1"/>
-        </w:numPr>
-        <w:rPr>
-          <w:rFonts w:ascii="Courier New" w:hAnsi="Courier New" w:cs="Courier New"/>
-        </w:rPr>
-      </w:pPr>
-      <w:r>
-        <w:rPr>
-          <w:rFonts w:ascii="Courier New" w:hAnsi="Courier New" w:cs="Courier New"/>
-        </w:rPr>
-        <w:t>Jack says how bad he wants to kill him.</w:t>
-      </w:r>
-    </w:p>
-    <w:p>
-      <w:pPr>
-        <w:pStyle w:val="ListParagraph"/>
-        <w:numPr>
-          <w:ilvl w:val="0"/>
-          <w:numId w:val="1"/>
-        </w:numPr>
-        <w:rPr>
-          <w:rFonts w:ascii="Courier New" w:hAnsi="Courier New" w:cs="Courier New"/>
-        </w:rPr>
-      </w:pPr>
-      <w:r>
-        <w:rPr>
-          <w:rFonts w:ascii="Courier New" w:hAnsi="Courier New" w:cs="Courier New"/>
-        </w:rPr>
-        <w:t>Ali insists that Rama is good.</w:t>
-      </w:r>
-    </w:p>
-    <w:p>
-      <w:pPr>
-        <w:pStyle w:val="ListParagraph"/>
-        <w:numPr>
-          <w:ilvl w:val="0"/>
-          <w:numId w:val="1"/>
-        </w:numPr>
-        <w:rPr>
-          <w:rFonts w:ascii="Courier New" w:hAnsi="Courier New" w:cs="Courier New"/>
-        </w:rPr>
-      </w:pPr>
-      <w:r>
-        <w:rPr>
-          <w:rFonts w:ascii="Courier New" w:hAnsi="Courier New" w:cs="Courier New"/>
-        </w:rPr>
-        <w:t>Ali gets a call.</w:t>
-      </w:r>
-    </w:p>
-    <w:p>
-      <w:pPr>
-        <w:pStyle w:val="ListParagraph"/>
-        <w:numPr>
-          <w:ilvl w:val="0"/>
-          <w:numId w:val="1"/>
-        </w:numPr>
-        <w:rPr>
-          <w:rFonts w:ascii="Courier New" w:hAnsi="Courier New" w:cs="Courier New"/>
-        </w:rPr>
-      </w:pPr>
-      <w:r>
-        <w:rPr>
-          <w:rFonts w:ascii="Courier New" w:hAnsi="Courier New" w:cs="Courier New"/>
-        </w:rPr>
-        <w:t>It is Rama.</w:t>
-      </w:r>
-    </w:p>
-    <w:p>
-      <w:pPr>
-        <w:pStyle w:val="ListParagraph"/>
-        <w:numPr>
-          <w:ilvl w:val="0"/>
-          <w:numId w:val="1"/>
-        </w:numPr>
-        <w:rPr>
-          <w:rFonts w:ascii="Courier New" w:hAnsi="Courier New" w:cs="Courier New"/>
-        </w:rPr>
-      </w:pPr>
-      <w:r>
-        <w:rPr>
-          <w:rFonts w:ascii="Courier New" w:hAnsi="Courier New" w:cs="Courier New"/>
-        </w:rPr>
-        <w:t>Someone comes and talks to Jack.</w:t>
-      </w:r>
-    </w:p>
-    <w:p>
-      <w:pPr>
-        <w:pStyle w:val="ListParagraph"/>
-        <w:numPr>
-          <w:ilvl w:val="0"/>
-          <w:numId w:val="1"/>
-        </w:numPr>
-        <w:rPr>
-          <w:rFonts w:ascii="Courier New" w:hAnsi="Courier New" w:cs="Courier New"/>
-        </w:rPr>
-      </w:pPr>
-      <w:r>
-        <w:rPr>
-          <w:rFonts w:ascii="Courier New" w:hAnsi="Courier New" w:cs="Courier New"/>
-        </w:rPr>
-        <w:t>Ali goes a bit far.</w:t>
-      </w:r>
-    </w:p>
-    <w:p>
-      <w:pPr>
-        <w:pStyle w:val="ListParagraph"/>
-        <w:numPr>
-          <w:ilvl w:val="0"/>
-          <w:numId w:val="1"/>
-        </w:numPr>
-        <w:rPr>
-          <w:rFonts w:ascii="Courier New" w:hAnsi="Courier New" w:cs="Courier New"/>
-        </w:rPr>
-      </w:pPr>
-      <w:r>
-        <w:rPr>
-          <w:rFonts w:ascii="Courier New" w:hAnsi="Courier New" w:cs="Courier New"/>
-        </w:rPr>
-        <w:t>Ali asks where Rama is.</w:t>
-      </w:r>
-    </w:p>
-    <w:p>
-      <w:pPr>
-        <w:pStyle w:val="ListParagraph"/>
-        <w:numPr>
-          <w:ilvl w:val="0"/>
-          <w:numId w:val="1"/>
-        </w:numPr>
-        <w:rPr>
-          <w:rFonts w:ascii="Courier New" w:hAnsi="Courier New" w:cs="Courier New"/>
-        </w:rPr>
-      </w:pPr>
-      <w:r>
-        <w:rPr>
-          <w:rFonts w:ascii="Courier New" w:hAnsi="Courier New" w:cs="Courier New"/>
-        </w:rPr>
-        <w:t>Ali says he has arranged for a house in Mumbai with the help of a customer.</w:t>
-      </w:r>
-    </w:p>
-    <w:p>
-      <w:pPr>
-        <w:pStyle w:val="ListParagraph"/>
-        <w:numPr>
-          <w:ilvl w:val="0"/>
-          <w:numId w:val="1"/>
-        </w:numPr>
-        <w:rPr>
-          <w:rFonts w:ascii="Courier New" w:hAnsi="Courier New" w:cs="Courier New"/>
-        </w:rPr>
-      </w:pPr>
-      <w:r>
-        <w:rPr>
-          <w:rFonts w:ascii="Courier New" w:hAnsi="Courier New" w:cs="Courier New"/>
-        </w:rPr>
-        <w:t>Ali asks Rama to send the address and he will meet him the next evening at 6 P.M. and will bring Rachel with him.</w:t>
-      </w:r>
-    </w:p>
-    <w:p>
-      <w:pPr>
-        <w:pStyle w:val="ListParagraph"/>
-        <w:numPr>
-          <w:ilvl w:val="0"/>
-          <w:numId w:val="1"/>
-        </w:numPr>
-        <w:rPr>
-          <w:rFonts w:ascii="Courier New" w:hAnsi="Courier New" w:cs="Courier New"/>
-        </w:rPr>
-      </w:pPr>
-      <w:r>
-        <w:rPr>
-          <w:rFonts w:ascii="Courier New" w:hAnsi="Courier New" w:cs="Courier New"/>
-        </w:rPr>
-        <w:t>Ali keeps the phone down and turns.</w:t>
-      </w:r>
-    </w:p>
-    <w:p>
-      <w:pPr>
-        <w:pStyle w:val="ListParagraph"/>
-        <w:numPr>
-          <w:ilvl w:val="0"/>
-          <w:numId w:val="1"/>
-        </w:numPr>
-        <w:rPr>
-          <w:rFonts w:ascii="Courier New" w:hAnsi="Courier New" w:cs="Courier New"/>
-        </w:rPr>
-      </w:pPr>
-      <w:r>
-        <w:rPr>
-          <w:rFonts w:ascii="Courier New" w:hAnsi="Courier New" w:cs="Courier New"/>
-        </w:rPr>
-        <w:t>Jack shoots him on the face.</w:t>
-      </w:r>
-    </w:p>
-    <w:p>
-      <w:pPr>
-        <w:pStyle w:val="ListParagraph"/>
-        <w:numPr>
-          <w:ilvl w:val="0"/>
-          <w:numId w:val="1"/>
-        </w:numPr>
-        <w:rPr>
-          <w:rFonts w:ascii="Courier New" w:hAnsi="Courier New" w:cs="Courier New"/>
-        </w:rPr>
-      </w:pPr>
-      <w:r>
-        <w:rPr>
-          <w:rFonts w:ascii="Courier New" w:hAnsi="Courier New" w:cs="Courier New"/>
-        </w:rPr>
-        <w:t>Jack picks up the phone.</w:t>
-      </w:r>
-    </w:p>
-    <w:p>
-      <w:pPr>
-        <w:pStyle w:val="ListParagraph"/>
-        <w:numPr>
-          <w:ilvl w:val="0"/>
-          <w:numId w:val="1"/>
-        </w:numPr>
-        <w:rPr>
-          <w:rFonts w:ascii="Courier New" w:hAnsi="Courier New" w:cs="Courier New"/>
-        </w:rPr>
-      </w:pPr>
-      <w:r>
-        <w:rPr>
-          <w:rFonts w:ascii="Courier New" w:hAnsi="Courier New" w:cs="Courier New"/>
-        </w:rPr>
-        <w:t>Rama sends the address.</w:t>
-      </w:r>
-    </w:p>
-    <w:p>
-      <w:pPr>
-        <w:pStyle w:val="ListParagraph"/>
-        <w:numPr>
-          <w:ilvl w:val="0"/>
-          <w:numId w:val="1"/>
-        </w:numPr>
-        <w:rPr>
-          <w:rFonts w:ascii="Courier New" w:hAnsi="Courier New" w:cs="Courier New"/>
-        </w:rPr>
-      </w:pPr>
-      <w:r>
-        <w:rPr>
-          <w:rFonts w:ascii="Courier New" w:hAnsi="Courier New" w:cs="Courier New"/>
-        </w:rPr>
-        <w:t>Jack reads and says he got him.</w:t>
+        <w:t>Rachel’s fight scene.</w:t>
       </w:r>
     </w:p>
     <w:p>
@@ -1404,123 +1497,992 @@
         <w:rPr>
           <w:rFonts w:ascii="Courier New" w:hAnsi="Courier New" w:cs="Courier New"/>
         </w:rPr>
-        <w:t>Rachel’s fight scene.</w:t>
-      </w:r>
-    </w:p>
-    <w:p>
-      <w:pPr>
-        <w:pStyle w:val="ListParagraph"/>
-        <w:numPr>
-          <w:ilvl w:val="0"/>
-          <w:numId w:val="1"/>
-        </w:numPr>
-        <w:spacing w:line="259" w:lineRule="auto"/>
-        <w:rPr>
-          <w:rFonts w:ascii="Courier New" w:hAnsi="Courier New" w:cs="Courier New"/>
-        </w:rPr>
+        <w:t>Rachel sees a body.</w:t>
+      </w:r>
+    </w:p>
+    <w:p>
+      <w:pPr>
+        <w:pStyle w:val="ListParagraph"/>
+        <w:numPr>
+          <w:ilvl w:val="0"/>
+          <w:numId w:val="1"/>
+        </w:numPr>
+      </w:pPr>
+      <w:r>
+        <w:rPr>
+          <w:rFonts w:ascii="Courier New" w:hAnsi="Courier New" w:cs="Courier New"/>
+        </w:rPr>
+        <w:t>An eye is lit up with fire.</w:t>
+      </w:r>
+    </w:p>
+    <w:p>
+      <w:pPr>
+        <w:pStyle w:val="ListParagraph"/>
+        <w:numPr>
+          <w:ilvl w:val="0"/>
+          <w:numId w:val="1"/>
+        </w:numPr>
+      </w:pPr>
+      <w:r>
+        <w:rPr>
+          <w:rFonts w:ascii="Courier New" w:hAnsi="Courier New" w:cs="Courier New"/>
+        </w:rPr>
+        <w:t xml:space="preserve">It is </w:t>
+      </w:r>
+      <w:r>
+        <w:rPr>
+          <w:rFonts w:ascii="Courier New" w:hAnsi="Courier New" w:cs="Courier New"/>
+        </w:rPr>
+        <w:t>Judas</w:t>
+      </w:r>
+      <w:r>
+        <w:rPr>
+          <w:rFonts w:ascii="Courier New" w:hAnsi="Courier New" w:cs="Courier New"/>
+        </w:rPr>
+        <w:t>, smoking and looking at the window from EP-1.</w:t>
+      </w:r>
+    </w:p>
+    <w:p>
+      <w:pPr>
+        <w:pStyle w:val="ListParagraph"/>
+        <w:numPr>
+          <w:ilvl w:val="0"/>
+          <w:numId w:val="1"/>
+        </w:numPr>
+      </w:pPr>
+      <w:r>
+        <w:rPr>
+          <w:rFonts w:ascii="Courier New" w:hAnsi="Courier New" w:cs="Courier New"/>
+        </w:rPr>
+        <w:t>Rama is on call with Rachel.</w:t>
+      </w:r>
+    </w:p>
+    <w:p>
+      <w:pPr>
+        <w:pStyle w:val="ListParagraph"/>
+        <w:numPr>
+          <w:ilvl w:val="0"/>
+          <w:numId w:val="1"/>
+        </w:numPr>
+      </w:pPr>
+      <w:r>
+        <w:rPr>
+          <w:rFonts w:ascii="Courier New" w:hAnsi="Courier New" w:cs="Courier New"/>
+        </w:rPr>
+        <w:t>Rama explains how Ali has arranged everything</w:t>
+      </w:r>
+      <w:r>
+        <w:rPr>
+          <w:rFonts w:ascii="Courier New" w:hAnsi="Courier New" w:cs="Courier New"/>
+        </w:rPr>
+        <w:t xml:space="preserve"> and tells her that </w:t>
+      </w:r>
+      <w:r>
+        <w:rPr>
+          <w:rFonts w:ascii="Courier New" w:hAnsi="Courier New" w:cs="Courier New"/>
+        </w:rPr>
+        <w:t>Ali</w:t>
+      </w:r>
+      <w:r>
+        <w:rPr>
+          <w:rFonts w:ascii="Courier New" w:hAnsi="Courier New" w:cs="Courier New"/>
+        </w:rPr>
+        <w:t xml:space="preserve"> will pick her up at</w:t>
+      </w:r>
+      <w:r>
+        <w:rPr>
+          <w:rFonts w:ascii="Courier New" w:hAnsi="Courier New" w:cs="Courier New"/>
+        </w:rPr>
+        <w:t xml:space="preserve"> 6 P.M</w:t>
+      </w:r>
+      <w:r>
+        <w:rPr>
+          <w:rFonts w:ascii="Courier New" w:hAnsi="Courier New" w:cs="Courier New"/>
+        </w:rPr>
+        <w:t>.</w:t>
+      </w:r>
+    </w:p>
+    <w:p>
+      <w:pPr>
+        <w:pStyle w:val="ListParagraph"/>
+        <w:numPr>
+          <w:ilvl w:val="0"/>
+          <w:numId w:val="1"/>
+        </w:numPr>
+      </w:pPr>
+      <w:r>
+        <w:rPr>
+          <w:rFonts w:ascii="Courier New" w:hAnsi="Courier New" w:cs="Courier New"/>
+        </w:rPr>
+        <w:t xml:space="preserve">Jack is with </w:t>
+      </w:r>
+      <w:r>
+        <w:rPr>
+          <w:rFonts w:ascii="Courier New" w:hAnsi="Courier New" w:cs="Courier New"/>
+        </w:rPr>
+        <w:t>Ravana</w:t>
+      </w:r>
+      <w:r>
+        <w:rPr>
+          <w:rFonts w:ascii="Courier New" w:hAnsi="Courier New" w:cs="Courier New"/>
+        </w:rPr>
+        <w:t>.</w:t>
+      </w:r>
+    </w:p>
+    <w:p>
+      <w:pPr>
+        <w:pStyle w:val="ListParagraph"/>
+        <w:numPr>
+          <w:ilvl w:val="0"/>
+          <w:numId w:val="1"/>
+        </w:numPr>
+      </w:pPr>
+      <w:r>
+        <w:rPr>
+          <w:rFonts w:ascii="Courier New" w:hAnsi="Courier New" w:cs="Courier New"/>
+        </w:rPr>
+        <w:t>Jack</w:t>
+      </w:r>
+      <w:r>
+        <w:rPr>
+          <w:rFonts w:ascii="Courier New" w:hAnsi="Courier New" w:cs="Courier New"/>
+        </w:rPr>
+        <w:t xml:space="preserve"> tells </w:t>
+      </w:r>
+      <w:r>
+        <w:rPr>
+          <w:rFonts w:ascii="Courier New" w:hAnsi="Courier New" w:cs="Courier New"/>
+        </w:rPr>
+        <w:t>Ravana</w:t>
+      </w:r>
+      <w:r>
+        <w:rPr>
+          <w:rFonts w:ascii="Courier New" w:hAnsi="Courier New" w:cs="Courier New"/>
+        </w:rPr>
+        <w:t xml:space="preserve"> about Ali.</w:t>
+      </w:r>
+    </w:p>
+    <w:p>
+      <w:pPr>
+        <w:pStyle w:val="ListParagraph"/>
+        <w:numPr>
+          <w:ilvl w:val="0"/>
+          <w:numId w:val="1"/>
+        </w:numPr>
+      </w:pPr>
+      <w:r>
+        <w:rPr>
+          <w:rFonts w:ascii="Courier New" w:hAnsi="Courier New" w:cs="Courier New"/>
+        </w:rPr>
+        <w:t>Jack</w:t>
+      </w:r>
+      <w:r>
+        <w:rPr>
+          <w:rFonts w:ascii="Courier New" w:hAnsi="Courier New" w:cs="Courier New"/>
+        </w:rPr>
+        <w:t xml:space="preserve"> says </w:t>
+      </w:r>
+      <w:r>
+        <w:rPr>
+          <w:rFonts w:ascii="Courier New" w:hAnsi="Courier New" w:cs="Courier New"/>
+        </w:rPr>
+        <w:t xml:space="preserve">that </w:t>
+      </w:r>
+      <w:r>
+        <w:rPr>
+          <w:rFonts w:ascii="Courier New" w:hAnsi="Courier New" w:cs="Courier New"/>
+        </w:rPr>
+        <w:t>he has thrown the body of Ali near some lake.</w:t>
+      </w:r>
+    </w:p>
+    <w:p>
+      <w:pPr>
+        <w:pStyle w:val="ListParagraph"/>
+        <w:numPr>
+          <w:ilvl w:val="0"/>
+          <w:numId w:val="1"/>
+        </w:numPr>
+      </w:pPr>
+      <w:r>
+        <w:rPr>
+          <w:rFonts w:ascii="Courier New" w:hAnsi="Courier New" w:cs="Courier New"/>
+        </w:rPr>
+        <w:t>Jack then says he has some surprise for him.</w:t>
+      </w:r>
+    </w:p>
+    <w:p>
+      <w:pPr>
+        <w:pStyle w:val="ListParagraph"/>
+        <w:numPr>
+          <w:ilvl w:val="0"/>
+          <w:numId w:val="1"/>
+        </w:numPr>
+      </w:pPr>
+      <w:r>
+        <w:rPr>
+          <w:rFonts w:ascii="Courier New" w:hAnsi="Courier New" w:cs="Courier New"/>
+        </w:rPr>
+        <w:t>Jack is going in the car along with the P.A.</w:t>
+      </w:r>
+      <w:r>
+        <w:rPr>
+          <w:rFonts w:ascii="Courier New" w:hAnsi="Courier New" w:cs="Courier New"/>
+        </w:rPr>
+        <w:t>, Ganga.</w:t>
+      </w:r>
+    </w:p>
+    <w:p>
+      <w:pPr>
+        <w:pStyle w:val="ListParagraph"/>
+        <w:numPr>
+          <w:ilvl w:val="0"/>
+          <w:numId w:val="1"/>
+        </w:numPr>
+      </w:pPr>
+      <w:r>
+        <w:rPr>
+          <w:rFonts w:ascii="Courier New" w:hAnsi="Courier New" w:cs="Courier New"/>
+        </w:rPr>
+        <w:t>Jack gets down and sends a message to Rama using Ali’s phone.</w:t>
+      </w:r>
+    </w:p>
+    <w:p>
+      <w:pPr>
+        <w:pStyle w:val="ListParagraph"/>
+        <w:numPr>
+          <w:ilvl w:val="0"/>
+          <w:numId w:val="1"/>
+        </w:numPr>
+      </w:pPr>
+      <w:r>
+        <w:rPr>
+          <w:rFonts w:ascii="Courier New" w:hAnsi="Courier New" w:cs="Courier New"/>
+        </w:rPr>
+        <w:t>Jack asks Ganga to wait in the car and he will defeat Rama alone.</w:t>
+      </w:r>
+    </w:p>
+    <w:p>
+      <w:pPr>
+        <w:pStyle w:val="ListParagraph"/>
+        <w:numPr>
+          <w:ilvl w:val="0"/>
+          <w:numId w:val="1"/>
+        </w:numPr>
+      </w:pPr>
+      <w:r>
+        <w:rPr>
+          <w:rFonts w:ascii="Courier New" w:hAnsi="Courier New" w:cs="Courier New"/>
+        </w:rPr>
+        <w:t>Ganga says to himself what will he do with just the washing hand.</w:t>
+      </w:r>
+    </w:p>
+    <w:p>
+      <w:pPr>
+        <w:pStyle w:val="ListParagraph"/>
+        <w:numPr>
+          <w:ilvl w:val="0"/>
+          <w:numId w:val="1"/>
+        </w:numPr>
+      </w:pPr>
+      <w:r>
+        <w:rPr>
+          <w:rFonts w:ascii="Courier New" w:hAnsi="Courier New" w:cs="Courier New"/>
+        </w:rPr>
+        <w:t>Time is 6:30 P.M.</w:t>
+      </w:r>
+    </w:p>
+    <w:p>
+      <w:pPr>
+        <w:pStyle w:val="ListParagraph"/>
+        <w:numPr>
+          <w:ilvl w:val="0"/>
+          <w:numId w:val="1"/>
+        </w:numPr>
+      </w:pPr>
+      <w:r>
+        <w:rPr>
+          <w:rFonts w:ascii="Courier New" w:hAnsi="Courier New" w:cs="Courier New"/>
+        </w:rPr>
+        <w:t>Ravana gets a call from Jack.</w:t>
+      </w:r>
+    </w:p>
+    <w:p>
+      <w:pPr>
+        <w:pStyle w:val="ListParagraph"/>
+        <w:numPr>
+          <w:ilvl w:val="0"/>
+          <w:numId w:val="1"/>
+        </w:numPr>
+      </w:pPr>
+      <w:r>
+        <w:rPr>
+          <w:rFonts w:ascii="Courier New" w:hAnsi="Courier New" w:cs="Courier New"/>
+        </w:rPr>
+        <w:t>Jack tells Ravana that he caught Judas and has tied him up in a place.</w:t>
+      </w:r>
+    </w:p>
+    <w:p>
+      <w:pPr>
+        <w:pStyle w:val="ListParagraph"/>
+        <w:numPr>
+          <w:ilvl w:val="0"/>
+          <w:numId w:val="1"/>
+        </w:numPr>
+      </w:pPr>
+      <w:r>
+        <w:rPr>
+          <w:rFonts w:ascii="Courier New" w:hAnsi="Courier New" w:cs="Courier New"/>
+        </w:rPr>
+        <w:t>Jack says he has cut one arm of Judas for his revenge but has left him for Ravana to kill him.</w:t>
+      </w:r>
+    </w:p>
+    <w:p>
+      <w:pPr>
+        <w:pStyle w:val="ListParagraph"/>
+        <w:numPr>
+          <w:ilvl w:val="0"/>
+          <w:numId w:val="1"/>
+        </w:numPr>
+      </w:pPr>
+      <w:r>
+        <w:rPr>
+          <w:rFonts w:ascii="Courier New" w:hAnsi="Courier New" w:cs="Courier New"/>
+        </w:rPr>
+        <w:t>Jack then says that Ganga is on his way to pick up Ravana and he will bring you here</w:t>
+      </w:r>
+      <w:r>
+        <w:rPr>
+          <w:rFonts w:ascii="Courier New" w:hAnsi="Courier New" w:cs="Courier New"/>
+        </w:rPr>
+        <w:t>.</w:t>
+      </w:r>
+    </w:p>
+    <w:p>
+      <w:pPr>
+        <w:pStyle w:val="ListParagraph"/>
+        <w:numPr>
+          <w:ilvl w:val="0"/>
+          <w:numId w:val="1"/>
+        </w:numPr>
+      </w:pPr>
+      <w:r>
+        <w:rPr>
+          <w:rFonts w:ascii="Courier New" w:hAnsi="Courier New" w:cs="Courier New"/>
+        </w:rPr>
+        <w:t>Rachel is ready and is waiting for Ali.</w:t>
+      </w:r>
+    </w:p>
+    <w:p>
+      <w:pPr>
+        <w:pStyle w:val="ListParagraph"/>
+        <w:numPr>
+          <w:ilvl w:val="0"/>
+          <w:numId w:val="1"/>
+        </w:numPr>
+      </w:pPr>
+      <w:r>
+        <w:rPr>
+          <w:rFonts w:ascii="Courier New" w:hAnsi="Courier New" w:cs="Courier New"/>
+        </w:rPr>
+        <w:t>Rachel tries to call Rama, but he doesn’t pick up.</w:t>
+      </w:r>
+    </w:p>
+    <w:p>
+      <w:pPr>
+        <w:pStyle w:val="ListParagraph"/>
+        <w:numPr>
+          <w:ilvl w:val="0"/>
+          <w:numId w:val="1"/>
+        </w:numPr>
+      </w:pPr>
+      <w:r>
+        <w:rPr>
+          <w:rFonts w:ascii="Courier New" w:hAnsi="Courier New" w:cs="Courier New"/>
+        </w:rPr>
+        <w:t>Time is now 8 P.M.</w:t>
+      </w:r>
+    </w:p>
+    <w:p>
+      <w:pPr>
+        <w:pStyle w:val="ListParagraph"/>
+        <w:numPr>
+          <w:ilvl w:val="0"/>
+          <w:numId w:val="1"/>
+        </w:numPr>
+      </w:pPr>
+      <w:r>
+        <w:rPr>
+          <w:rFonts w:ascii="Courier New" w:hAnsi="Courier New" w:cs="Courier New"/>
+        </w:rPr>
+        <w:t xml:space="preserve">Ravana </w:t>
+      </w:r>
+      <w:r>
+        <w:rPr>
+          <w:rFonts w:ascii="Courier New" w:hAnsi="Courier New" w:cs="Courier New"/>
+        </w:rPr>
+        <w:t>arrives to the location where Jack has caught Judas.</w:t>
+      </w:r>
+    </w:p>
+    <w:p>
+      <w:pPr>
+        <w:pStyle w:val="ListParagraph"/>
+        <w:numPr>
+          <w:ilvl w:val="0"/>
+          <w:numId w:val="1"/>
+        </w:numPr>
+      </w:pPr>
+      <w:r>
+        <w:rPr>
+          <w:rFonts w:ascii="Courier New" w:hAnsi="Courier New" w:cs="Courier New"/>
+        </w:rPr>
+        <w:t>Ravana comes out of the house and calls Periyavaran.</w:t>
+      </w:r>
+    </w:p>
+    <w:p>
+      <w:pPr>
+        <w:pStyle w:val="ListParagraph"/>
+        <w:numPr>
+          <w:ilvl w:val="0"/>
+          <w:numId w:val="1"/>
+        </w:numPr>
+      </w:pPr>
+      <w:r>
+        <w:rPr>
+          <w:rFonts w:ascii="Courier New" w:hAnsi="Courier New" w:cs="Courier New"/>
+        </w:rPr>
+        <w:t>Ravana comes out of the door and calls Periyavaran.</w:t>
+      </w:r>
+    </w:p>
+    <w:p>
+      <w:pPr>
+        <w:pStyle w:val="ListParagraph"/>
+        <w:numPr>
+          <w:ilvl w:val="0"/>
+          <w:numId w:val="1"/>
+        </w:numPr>
+      </w:pPr>
+      <w:r>
+        <w:rPr>
+          <w:rFonts w:ascii="Courier New" w:hAnsi="Courier New" w:cs="Courier New"/>
+        </w:rPr>
+        <w:t>Ravana says to Periyavaran that they have killed Rama and have put him near a lake.</w:t>
+      </w:r>
+    </w:p>
+    <w:p>
+      <w:pPr>
+        <w:pStyle w:val="ListParagraph"/>
+        <w:numPr>
+          <w:ilvl w:val="0"/>
+          <w:numId w:val="1"/>
+        </w:numPr>
+      </w:pPr>
+      <w:r>
+        <w:rPr>
+          <w:rFonts w:ascii="Courier New" w:hAnsi="Courier New" w:cs="Courier New"/>
+        </w:rPr>
+        <w:t>Periyavaran asks Ravana to go and see how Ganesha is going on.</w:t>
+      </w:r>
+    </w:p>
+    <w:p>
+      <w:pPr>
+        <w:pStyle w:val="ListParagraph"/>
+        <w:numPr>
+          <w:ilvl w:val="0"/>
+          <w:numId w:val="1"/>
+        </w:numPr>
+      </w:pPr>
+      <w:r>
+        <w:rPr>
+          <w:rFonts w:ascii="Courier New" w:hAnsi="Courier New" w:cs="Courier New"/>
+        </w:rPr>
+        <w:t>Time is now 11 P.M.</w:t>
+      </w:r>
+    </w:p>
+    <w:p>
+      <w:pPr>
+        <w:pStyle w:val="ListParagraph"/>
+        <w:numPr>
+          <w:ilvl w:val="0"/>
+          <w:numId w:val="1"/>
+        </w:numPr>
+      </w:pPr>
+      <w:r>
+        <w:rPr>
+          <w:rFonts w:ascii="Courier New" w:hAnsi="Courier New" w:cs="Courier New"/>
+        </w:rPr>
+        <w:t>Rachel is worried.</w:t>
+      </w:r>
+    </w:p>
+    <w:p>
+      <w:pPr>
+        <w:pStyle w:val="ListParagraph"/>
+        <w:numPr>
+          <w:ilvl w:val="0"/>
+          <w:numId w:val="1"/>
+        </w:numPr>
+      </w:pPr>
+      <w:r>
+        <w:rPr>
+          <w:rFonts w:ascii="Courier New" w:hAnsi="Courier New" w:cs="Courier New"/>
+        </w:rPr>
+        <w:t>She gets anxious.</w:t>
+      </w:r>
+    </w:p>
+    <w:p>
+      <w:pPr>
+        <w:pStyle w:val="ListParagraph"/>
+        <w:numPr>
+          <w:ilvl w:val="0"/>
+          <w:numId w:val="1"/>
+        </w:numPr>
+      </w:pPr>
+      <w:r>
+        <w:rPr>
+          <w:rFonts w:ascii="Courier New" w:hAnsi="Courier New" w:cs="Courier New"/>
+        </w:rPr>
+        <w:t>She goes down to meet her father.</w:t>
+      </w:r>
+    </w:p>
+    <w:p>
+      <w:pPr>
+        <w:pStyle w:val="ListParagraph"/>
+        <w:numPr>
+          <w:ilvl w:val="0"/>
+          <w:numId w:val="1"/>
+        </w:numPr>
+      </w:pPr>
+      <w:r>
+        <w:rPr>
+          <w:rFonts w:ascii="Courier New" w:hAnsi="Courier New" w:cs="Courier New"/>
+        </w:rPr>
+        <w:t>Call back to EP-4 opening.</w:t>
+      </w:r>
+    </w:p>
+    <w:p>
+      <w:pPr>
+        <w:pStyle w:val="ListParagraph"/>
+        <w:numPr>
+          <w:ilvl w:val="0"/>
+          <w:numId w:val="1"/>
+        </w:numPr>
+      </w:pPr>
+      <w:r>
+        <w:rPr>
+          <w:rFonts w:ascii="Courier New" w:hAnsi="Courier New" w:cs="Courier New"/>
+        </w:rPr>
+        <w:t>Periyavaran says that Rama is dead.</w:t>
+      </w:r>
+    </w:p>
+    <w:p>
+      <w:pPr>
+        <w:pStyle w:val="ListParagraph"/>
+        <w:numPr>
+          <w:ilvl w:val="0"/>
+          <w:numId w:val="1"/>
+        </w:numPr>
+      </w:pPr>
+      <w:r>
+        <w:rPr>
+          <w:rFonts w:ascii="Courier New" w:hAnsi="Courier New" w:cs="Courier New"/>
+        </w:rPr>
+        <w:t>Rachel takes a fork and smashes to Periyavaran’s hand.</w:t>
+      </w:r>
+    </w:p>
+    <w:p>
+      <w:pPr>
+        <w:pStyle w:val="ListParagraph"/>
+        <w:numPr>
+          <w:ilvl w:val="0"/>
+          <w:numId w:val="1"/>
+        </w:numPr>
+      </w:pPr>
+      <w:r>
+        <w:rPr>
+          <w:rFonts w:ascii="Courier New" w:hAnsi="Courier New" w:cs="Courier New"/>
+        </w:rPr>
+        <w:t>Rachel then goes to the lake in her moped.</w:t>
+      </w:r>
+    </w:p>
+    <w:p>
+      <w:pPr>
+        <w:pStyle w:val="ListParagraph"/>
+        <w:numPr>
+          <w:ilvl w:val="0"/>
+          <w:numId w:val="1"/>
+        </w:numPr>
+      </w:pPr>
+      <w:r>
+        <w:rPr>
+          <w:rFonts w:ascii="Courier New" w:hAnsi="Courier New" w:cs="Courier New"/>
+        </w:rPr>
+        <w:t>Ravana and the P.A. are standing near Ganesha when they get the call. (EP-4)</w:t>
+      </w:r>
+    </w:p>
+    <w:p>
+      <w:pPr>
+        <w:pStyle w:val="ListParagraph"/>
+        <w:numPr>
+          <w:ilvl w:val="0"/>
+          <w:numId w:val="1"/>
+        </w:numPr>
+      </w:pPr>
+      <w:r>
+        <w:rPr>
+          <w:rFonts w:ascii="Courier New" w:hAnsi="Courier New" w:cs="Courier New"/>
+        </w:rPr>
+        <w:t>Rachel reaches the spot.</w:t>
+      </w:r>
+    </w:p>
+    <w:p>
+      <w:pPr>
+        <w:pStyle w:val="ListParagraph"/>
+        <w:numPr>
+          <w:ilvl w:val="0"/>
+          <w:numId w:val="1"/>
+        </w:numPr>
       </w:pPr>
       <w:r>
         <w:rPr>
           <w:rFonts w:ascii="Courier New" w:hAnsi="Courier New" w:cs="Courier New"/>
         </w:rPr>
         <w:lastRenderedPageBreak/>
-        <w:t>Rachel sees a body.</w:t>
-      </w:r>
-    </w:p>
-    <w:p>
-      <w:pPr>
-        <w:pStyle w:val="ListParagraph"/>
-        <w:numPr>
-          <w:ilvl w:val="0"/>
-          <w:numId w:val="1"/>
-        </w:numPr>
-      </w:pPr>
-      <w:r>
-        <w:rPr>
-          <w:rFonts w:ascii="Courier New" w:hAnsi="Courier New" w:cs="Courier New"/>
-        </w:rPr>
-        <w:t>An eye is lit up with fire.</w:t>
-      </w:r>
-    </w:p>
-    <w:p>
-      <w:pPr>
-        <w:pStyle w:val="ListParagraph"/>
-        <w:numPr>
-          <w:ilvl w:val="0"/>
-          <w:numId w:val="1"/>
-        </w:numPr>
-      </w:pPr>
-      <w:r>
-        <w:rPr>
-          <w:rFonts w:ascii="Courier New" w:hAnsi="Courier New" w:cs="Courier New"/>
-        </w:rPr>
-        <w:t xml:space="preserve">It is </w:t>
-      </w:r>
-      <w:r>
-        <w:rPr>
-          <w:rFonts w:ascii="Courier New" w:hAnsi="Courier New" w:cs="Courier New"/>
-        </w:rPr>
-        <w:t>Judas</w:t>
-      </w:r>
-      <w:r>
-        <w:rPr>
-          <w:rFonts w:ascii="Courier New" w:hAnsi="Courier New" w:cs="Courier New"/>
-        </w:rPr>
-        <w:t>, smoking and looking at the window from EP-1.</w:t>
-      </w:r>
-    </w:p>
-    <w:p>
-      <w:pPr>
-        <w:pStyle w:val="ListParagraph"/>
-        <w:numPr>
-          <w:ilvl w:val="0"/>
-          <w:numId w:val="1"/>
-        </w:numPr>
-      </w:pPr>
-      <w:r>
-        <w:rPr>
-          <w:rFonts w:ascii="Courier New" w:hAnsi="Courier New" w:cs="Courier New"/>
-        </w:rPr>
-        <w:t>Rama is on call with Rachel.</w:t>
-      </w:r>
-    </w:p>
-    <w:p>
-      <w:pPr>
-        <w:pStyle w:val="ListParagraph"/>
-        <w:numPr>
-          <w:ilvl w:val="0"/>
-          <w:numId w:val="1"/>
-        </w:numPr>
-      </w:pPr>
-      <w:r>
-        <w:rPr>
-          <w:rFonts w:ascii="Courier New" w:hAnsi="Courier New" w:cs="Courier New"/>
-        </w:rPr>
-        <w:t>Rama explains how Ali has arranged everything</w:t>
-      </w:r>
-      <w:r>
-        <w:rPr>
-          <w:rFonts w:ascii="Courier New" w:hAnsi="Courier New" w:cs="Courier New"/>
-        </w:rPr>
-        <w:t xml:space="preserve"> and tells her that </w:t>
-      </w:r>
-      <w:r>
-        <w:rPr>
-          <w:rFonts w:ascii="Courier New" w:hAnsi="Courier New" w:cs="Courier New"/>
-        </w:rPr>
-        <w:t>Ali</w:t>
-      </w:r>
-      <w:r>
-        <w:rPr>
-          <w:rFonts w:ascii="Courier New" w:hAnsi="Courier New" w:cs="Courier New"/>
-        </w:rPr>
-        <w:t xml:space="preserve"> will pick her up at</w:t>
-      </w:r>
-      <w:r>
-        <w:rPr>
-          <w:rFonts w:ascii="Courier New" w:hAnsi="Courier New" w:cs="Courier New"/>
-        </w:rPr>
-        <w:t xml:space="preserve"> 6 P.M</w:t>
+        <w:t>She looks at the body.</w:t>
+      </w:r>
+    </w:p>
+    <w:p>
+      <w:pPr>
+        <w:pStyle w:val="ListParagraph"/>
+        <w:numPr>
+          <w:ilvl w:val="0"/>
+          <w:numId w:val="1"/>
+        </w:numPr>
+      </w:pPr>
+      <w:r>
+        <w:rPr>
+          <w:rFonts w:ascii="Courier New" w:hAnsi="Courier New" w:cs="Courier New"/>
+        </w:rPr>
+        <w:t>Rachel turns the body around.</w:t>
+      </w:r>
+    </w:p>
+    <w:p>
+      <w:pPr>
+        <w:pStyle w:val="ListParagraph"/>
+        <w:numPr>
+          <w:ilvl w:val="0"/>
+          <w:numId w:val="1"/>
+        </w:numPr>
+      </w:pPr>
+      <w:r>
+        <w:rPr>
+          <w:rFonts w:ascii="Courier New" w:hAnsi="Courier New" w:cs="Courier New"/>
+        </w:rPr>
+        <w:t>It is Ali.</w:t>
+      </w:r>
+    </w:p>
+    <w:p>
+      <w:pPr>
+        <w:pStyle w:val="ListParagraph"/>
+        <w:numPr>
+          <w:ilvl w:val="0"/>
+          <w:numId w:val="1"/>
+        </w:numPr>
+      </w:pPr>
+      <w:r>
+        <w:rPr>
+          <w:rFonts w:ascii="Courier New" w:hAnsi="Courier New" w:cs="Courier New"/>
+        </w:rPr>
+        <w:t>She then gets a call.</w:t>
+      </w:r>
+    </w:p>
+    <w:p>
+      <w:pPr>
+        <w:pStyle w:val="ListParagraph"/>
+        <w:numPr>
+          <w:ilvl w:val="0"/>
+          <w:numId w:val="1"/>
+        </w:numPr>
+      </w:pPr>
+      <w:r>
+        <w:rPr>
+          <w:rFonts w:ascii="Courier New" w:hAnsi="Courier New" w:cs="Courier New"/>
+        </w:rPr>
+        <w:t>It is Rama on the phone.</w:t>
+      </w:r>
+    </w:p>
+    <w:p>
+      <w:pPr>
+        <w:pStyle w:val="ListParagraph"/>
+        <w:numPr>
+          <w:ilvl w:val="0"/>
+          <w:numId w:val="1"/>
+        </w:numPr>
+      </w:pPr>
+      <w:r>
+        <w:rPr>
+          <w:rFonts w:ascii="Courier New" w:hAnsi="Courier New" w:cs="Courier New"/>
+        </w:rPr>
+        <w:t>Rachel asks Rama where he is.</w:t>
+      </w:r>
+    </w:p>
+    <w:p>
+      <w:pPr>
+        <w:pStyle w:val="ListParagraph"/>
+        <w:numPr>
+          <w:ilvl w:val="0"/>
+          <w:numId w:val="1"/>
+        </w:numPr>
+      </w:pPr>
+      <w:r>
+        <w:rPr>
+          <w:rFonts w:ascii="Courier New" w:hAnsi="Courier New" w:cs="Courier New"/>
+        </w:rPr>
+        <w:t>Rama asks shall I narrate a story.</w:t>
+      </w:r>
+    </w:p>
+    <w:p>
+      <w:pPr>
+        <w:pStyle w:val="ListParagraph"/>
+        <w:numPr>
+          <w:ilvl w:val="0"/>
+          <w:numId w:val="1"/>
+        </w:numPr>
+      </w:pPr>
+      <w:r>
+        <w:rPr>
+          <w:rFonts w:ascii="Courier New" w:hAnsi="Courier New" w:cs="Courier New"/>
+        </w:rPr>
+        <w:t>Rama then says how Jack attacked him.</w:t>
+      </w:r>
+    </w:p>
+    <w:p>
+      <w:pPr>
+        <w:pStyle w:val="ListParagraph"/>
+        <w:numPr>
+          <w:ilvl w:val="0"/>
+          <w:numId w:val="1"/>
+        </w:numPr>
+      </w:pPr>
+      <w:r>
+        <w:rPr>
+          <w:rFonts w:ascii="Courier New" w:hAnsi="Courier New" w:cs="Courier New"/>
+        </w:rPr>
+        <w:t>Rama fight Jack</w:t>
+      </w:r>
+      <w:r>
+        <w:rPr>
+          <w:rFonts w:ascii="Courier New" w:hAnsi="Courier New" w:cs="Courier New"/>
+        </w:rPr>
+        <w:t xml:space="preserve"> and ties him up to a chair.</w:t>
+      </w:r>
+    </w:p>
+    <w:p>
+      <w:pPr>
+        <w:pStyle w:val="ListParagraph"/>
+        <w:numPr>
+          <w:ilvl w:val="0"/>
+          <w:numId w:val="1"/>
+        </w:numPr>
+      </w:pPr>
+      <w:r>
+        <w:rPr>
+          <w:rFonts w:ascii="Courier New" w:hAnsi="Courier New" w:cs="Courier New"/>
+        </w:rPr>
+        <w:t>Rama asks Jack to call Ganaga and ask him to pick up Ravana.</w:t>
+      </w:r>
+    </w:p>
+    <w:p>
+      <w:pPr>
+        <w:pStyle w:val="ListParagraph"/>
+        <w:numPr>
+          <w:ilvl w:val="0"/>
+          <w:numId w:val="1"/>
+        </w:numPr>
+      </w:pPr>
+      <w:r>
+        <w:rPr>
+          <w:rFonts w:ascii="Courier New" w:hAnsi="Courier New" w:cs="Courier New"/>
+        </w:rPr>
+        <w:t>Then Rama asks Jack to Ravana and ask him to come.</w:t>
+      </w:r>
+    </w:p>
+    <w:p>
+      <w:pPr>
+        <w:pStyle w:val="ListParagraph"/>
+        <w:numPr>
+          <w:ilvl w:val="0"/>
+          <w:numId w:val="1"/>
+        </w:numPr>
+      </w:pPr>
+      <w:r>
+        <w:rPr>
+          <w:rFonts w:ascii="Courier New" w:hAnsi="Courier New" w:cs="Courier New"/>
+        </w:rPr>
+        <w:t>Rama then closes Jacks mouth and face.</w:t>
+      </w:r>
+    </w:p>
+    <w:p>
+      <w:pPr>
+        <w:pStyle w:val="ListParagraph"/>
+        <w:numPr>
+          <w:ilvl w:val="0"/>
+          <w:numId w:val="1"/>
+        </w:numPr>
+      </w:pPr>
+      <w:r>
+        <w:rPr>
+          <w:rFonts w:ascii="Courier New" w:hAnsi="Courier New" w:cs="Courier New"/>
+        </w:rPr>
+        <w:t>Rama tells Jack that his fate now depends on Ravana.</w:t>
+      </w:r>
+    </w:p>
+    <w:p>
+      <w:pPr>
+        <w:pStyle w:val="ListParagraph"/>
+        <w:numPr>
+          <w:ilvl w:val="0"/>
+          <w:numId w:val="1"/>
+        </w:numPr>
+      </w:pPr>
+      <w:r>
+        <w:rPr>
+          <w:rFonts w:ascii="Courier New" w:hAnsi="Courier New" w:cs="Courier New"/>
+        </w:rPr>
+        <w:t>If Ravana decides to see his face he will know it is Jack.</w:t>
+      </w:r>
+    </w:p>
+    <w:p>
+      <w:pPr>
+        <w:pStyle w:val="ListParagraph"/>
+        <w:numPr>
+          <w:ilvl w:val="0"/>
+          <w:numId w:val="1"/>
+        </w:numPr>
+      </w:pPr>
+      <w:r>
+        <w:rPr>
+          <w:rFonts w:ascii="Courier New" w:hAnsi="Courier New" w:cs="Courier New"/>
+        </w:rPr>
+        <w:t>If Ravana directly kills you. Then it is your fate.</w:t>
+      </w:r>
+    </w:p>
+    <w:p>
+      <w:pPr>
+        <w:pStyle w:val="ListParagraph"/>
+        <w:numPr>
+          <w:ilvl w:val="0"/>
+          <w:numId w:val="1"/>
+        </w:numPr>
+      </w:pPr>
+      <w:r>
+        <w:rPr>
+          <w:rFonts w:ascii="Courier New" w:hAnsi="Courier New" w:cs="Courier New"/>
+        </w:rPr>
+        <w:t>Rama then escapes to Bangalore.</w:t>
+      </w:r>
+    </w:p>
+    <w:p>
+      <w:pPr>
+        <w:pStyle w:val="ListParagraph"/>
+        <w:numPr>
+          <w:ilvl w:val="0"/>
+          <w:numId w:val="1"/>
+        </w:numPr>
+      </w:pPr>
+      <w:r>
+        <w:rPr>
+          <w:rFonts w:ascii="Courier New" w:hAnsi="Courier New" w:cs="Courier New"/>
+        </w:rPr>
+        <w:t>Calls Rachel on a pay phone.</w:t>
+      </w:r>
+    </w:p>
+    <w:p>
+      <w:pPr>
+        <w:pStyle w:val="ListParagraph"/>
+        <w:numPr>
+          <w:ilvl w:val="0"/>
+          <w:numId w:val="1"/>
+        </w:numPr>
+      </w:pPr>
+      <w:r>
+        <w:rPr>
+          <w:rFonts w:ascii="Courier New" w:hAnsi="Courier New" w:cs="Courier New"/>
+        </w:rPr>
+        <w:t>Rama then asks where Rachel is.</w:t>
+      </w:r>
+    </w:p>
+    <w:p>
+      <w:pPr>
+        <w:pStyle w:val="ListParagraph"/>
+        <w:numPr>
+          <w:ilvl w:val="0"/>
+          <w:numId w:val="1"/>
+        </w:numPr>
+      </w:pPr>
+      <w:r>
+        <w:rPr>
+          <w:rFonts w:ascii="Courier New" w:hAnsi="Courier New" w:cs="Courier New"/>
+        </w:rPr>
+        <w:t>Rachel tells him that she was worried, so she attacked her father thinking that he did something.</w:t>
+      </w:r>
+    </w:p>
+    <w:p>
+      <w:pPr>
+        <w:pStyle w:val="ListParagraph"/>
+        <w:numPr>
+          <w:ilvl w:val="0"/>
+          <w:numId w:val="1"/>
+        </w:numPr>
+      </w:pPr>
+      <w:r>
+        <w:rPr>
+          <w:rFonts w:ascii="Courier New" w:hAnsi="Courier New" w:cs="Courier New"/>
+        </w:rPr>
+        <w:t>Rachel says that her father told her that your body is in the lake but here the body is of someone else.</w:t>
+      </w:r>
+    </w:p>
+    <w:p>
+      <w:pPr>
+        <w:pStyle w:val="ListParagraph"/>
+        <w:numPr>
+          <w:ilvl w:val="0"/>
+          <w:numId w:val="1"/>
+        </w:numPr>
+      </w:pPr>
+      <w:r>
+        <w:rPr>
+          <w:rFonts w:ascii="Courier New" w:hAnsi="Courier New" w:cs="Courier New"/>
+        </w:rPr>
+        <w:t>Rama asks Rachel to get out of there quickly.</w:t>
+      </w:r>
+    </w:p>
+    <w:p>
+      <w:pPr>
+        <w:pStyle w:val="ListParagraph"/>
+        <w:numPr>
+          <w:ilvl w:val="0"/>
+          <w:numId w:val="1"/>
+        </w:numPr>
+      </w:pPr>
+      <w:r>
+        <w:rPr>
+          <w:rFonts w:ascii="Courier New" w:hAnsi="Courier New" w:cs="Courier New"/>
+        </w:rPr>
+        <w:t>Rachel does not respond.</w:t>
+      </w:r>
+    </w:p>
+    <w:p>
+      <w:pPr>
+        <w:pStyle w:val="ListParagraph"/>
+        <w:numPr>
+          <w:ilvl w:val="0"/>
+          <w:numId w:val="1"/>
+        </w:numPr>
+      </w:pPr>
+      <w:r>
+        <w:rPr>
+          <w:rFonts w:ascii="Courier New" w:hAnsi="Courier New" w:cs="Courier New"/>
+        </w:rPr>
+        <w:t>Rachel is stabbed to the stomach by Periyavaran</w:t>
       </w:r>
       <w:r>
         <w:rPr>
@@ -1541,566 +2503,223 @@
         <w:rPr>
           <w:rFonts w:ascii="Courier New" w:hAnsi="Courier New" w:cs="Courier New"/>
         </w:rPr>
-        <w:t xml:space="preserve">Jack is with </w:t>
-      </w:r>
-      <w:r>
-        <w:rPr>
-          <w:rFonts w:ascii="Courier New" w:hAnsi="Courier New" w:cs="Courier New"/>
-        </w:rPr>
-        <w:t>Ravana</w:t>
-      </w:r>
-      <w:r>
-        <w:rPr>
-          <w:rFonts w:ascii="Courier New" w:hAnsi="Courier New" w:cs="Courier New"/>
-        </w:rPr>
-        <w:t>.</w:t>
-      </w:r>
-    </w:p>
-    <w:p>
-      <w:pPr>
-        <w:pStyle w:val="ListParagraph"/>
-        <w:numPr>
-          <w:ilvl w:val="0"/>
-          <w:numId w:val="1"/>
-        </w:numPr>
-      </w:pPr>
-      <w:r>
-        <w:rPr>
-          <w:rFonts w:ascii="Courier New" w:hAnsi="Courier New" w:cs="Courier New"/>
-        </w:rPr>
-        <w:t>Jack</w:t>
-      </w:r>
-      <w:r>
-        <w:rPr>
-          <w:rFonts w:ascii="Courier New" w:hAnsi="Courier New" w:cs="Courier New"/>
-        </w:rPr>
-        <w:t xml:space="preserve"> tells </w:t>
-      </w:r>
-      <w:r>
-        <w:rPr>
-          <w:rFonts w:ascii="Courier New" w:hAnsi="Courier New" w:cs="Courier New"/>
-        </w:rPr>
-        <w:t>Ravana</w:t>
-      </w:r>
-      <w:r>
-        <w:rPr>
-          <w:rFonts w:ascii="Courier New" w:hAnsi="Courier New" w:cs="Courier New"/>
-        </w:rPr>
-        <w:t xml:space="preserve"> about Ali.</w:t>
-      </w:r>
-    </w:p>
-    <w:p>
-      <w:pPr>
-        <w:pStyle w:val="ListParagraph"/>
-        <w:numPr>
-          <w:ilvl w:val="0"/>
-          <w:numId w:val="1"/>
-        </w:numPr>
-      </w:pPr>
-      <w:r>
-        <w:rPr>
-          <w:rFonts w:ascii="Courier New" w:hAnsi="Courier New" w:cs="Courier New"/>
-        </w:rPr>
-        <w:t>Jack</w:t>
-      </w:r>
-      <w:r>
-        <w:rPr>
-          <w:rFonts w:ascii="Courier New" w:hAnsi="Courier New" w:cs="Courier New"/>
-        </w:rPr>
-        <w:t xml:space="preserve"> says </w:t>
-      </w:r>
-      <w:r>
-        <w:rPr>
-          <w:rFonts w:ascii="Courier New" w:hAnsi="Courier New" w:cs="Courier New"/>
-        </w:rPr>
-        <w:t xml:space="preserve">that </w:t>
-      </w:r>
-      <w:r>
-        <w:rPr>
-          <w:rFonts w:ascii="Courier New" w:hAnsi="Courier New" w:cs="Courier New"/>
-        </w:rPr>
-        <w:t>he has thrown the body of Ali near some lake.</w:t>
-      </w:r>
-    </w:p>
-    <w:p>
-      <w:pPr>
-        <w:pStyle w:val="ListParagraph"/>
-        <w:numPr>
-          <w:ilvl w:val="0"/>
-          <w:numId w:val="1"/>
-        </w:numPr>
-      </w:pPr>
-      <w:r>
-        <w:rPr>
-          <w:rFonts w:ascii="Courier New" w:hAnsi="Courier New" w:cs="Courier New"/>
-        </w:rPr>
-        <w:t>Jack then says he has some surprise for him.</w:t>
-      </w:r>
-    </w:p>
-    <w:p>
-      <w:pPr>
-        <w:pStyle w:val="ListParagraph"/>
-        <w:numPr>
-          <w:ilvl w:val="0"/>
-          <w:numId w:val="1"/>
-        </w:numPr>
-      </w:pPr>
-      <w:r>
-        <w:rPr>
-          <w:rFonts w:ascii="Courier New" w:hAnsi="Courier New" w:cs="Courier New"/>
-        </w:rPr>
-        <w:t>Jack is going in the car along with the P.A.</w:t>
-      </w:r>
-      <w:r>
-        <w:rPr>
-          <w:rFonts w:ascii="Courier New" w:hAnsi="Courier New" w:cs="Courier New"/>
-        </w:rPr>
-        <w:t>, Ganga.</w:t>
-      </w:r>
-    </w:p>
-    <w:p>
-      <w:pPr>
-        <w:pStyle w:val="ListParagraph"/>
-        <w:numPr>
-          <w:ilvl w:val="0"/>
-          <w:numId w:val="1"/>
-        </w:numPr>
-      </w:pPr>
-      <w:r>
-        <w:rPr>
-          <w:rFonts w:ascii="Courier New" w:hAnsi="Courier New" w:cs="Courier New"/>
-        </w:rPr>
-        <w:t>Jack gets down and sends a message to Rama using Ali’s phone.</w:t>
-      </w:r>
-    </w:p>
-    <w:p>
-      <w:pPr>
-        <w:pStyle w:val="ListParagraph"/>
-        <w:numPr>
-          <w:ilvl w:val="0"/>
-          <w:numId w:val="1"/>
-        </w:numPr>
-      </w:pPr>
-      <w:r>
-        <w:rPr>
-          <w:rFonts w:ascii="Courier New" w:hAnsi="Courier New" w:cs="Courier New"/>
-        </w:rPr>
-        <w:t>Jack asks Ganga to wait in the car and he will defeat Rama alone.</w:t>
-      </w:r>
-    </w:p>
-    <w:p>
-      <w:pPr>
-        <w:pStyle w:val="ListParagraph"/>
-        <w:numPr>
-          <w:ilvl w:val="0"/>
-          <w:numId w:val="1"/>
-        </w:numPr>
-      </w:pPr>
-      <w:r>
-        <w:rPr>
-          <w:rFonts w:ascii="Courier New" w:hAnsi="Courier New" w:cs="Courier New"/>
-        </w:rPr>
-        <w:t>Ganga says to himself what will he do with just the washing hand.</w:t>
-      </w:r>
-    </w:p>
-    <w:p>
-      <w:pPr>
-        <w:pStyle w:val="ListParagraph"/>
-        <w:numPr>
-          <w:ilvl w:val="0"/>
-          <w:numId w:val="1"/>
-        </w:numPr>
-      </w:pPr>
-      <w:r>
-        <w:rPr>
-          <w:rFonts w:ascii="Courier New" w:hAnsi="Courier New" w:cs="Courier New"/>
-        </w:rPr>
-        <w:t>Time is 6:30 P.M.</w:t>
-      </w:r>
-    </w:p>
-    <w:p>
-      <w:pPr>
-        <w:pStyle w:val="ListParagraph"/>
-        <w:numPr>
-          <w:ilvl w:val="0"/>
-          <w:numId w:val="1"/>
-        </w:numPr>
-      </w:pPr>
-      <w:r>
-        <w:rPr>
-          <w:rFonts w:ascii="Courier New" w:hAnsi="Courier New" w:cs="Courier New"/>
-        </w:rPr>
-        <w:t>Ravana gets a call from Jack.</w:t>
-      </w:r>
-    </w:p>
-    <w:p>
-      <w:pPr>
-        <w:pStyle w:val="ListParagraph"/>
-        <w:numPr>
-          <w:ilvl w:val="0"/>
-          <w:numId w:val="1"/>
-        </w:numPr>
-      </w:pPr>
-      <w:r>
-        <w:rPr>
-          <w:rFonts w:ascii="Courier New" w:hAnsi="Courier New" w:cs="Courier New"/>
-        </w:rPr>
-        <w:t>Jack tells Ravana that he caught Judas and has tied him up in a place.</w:t>
-      </w:r>
-    </w:p>
-    <w:p>
-      <w:pPr>
-        <w:pStyle w:val="ListParagraph"/>
-        <w:numPr>
-          <w:ilvl w:val="0"/>
-          <w:numId w:val="1"/>
-        </w:numPr>
-      </w:pPr>
-      <w:r>
-        <w:rPr>
-          <w:rFonts w:ascii="Courier New" w:hAnsi="Courier New" w:cs="Courier New"/>
-        </w:rPr>
-        <w:t>Jack says he has cut one arm of Judas for his revenge but has left him for Ravana to kill him.</w:t>
-      </w:r>
-    </w:p>
-    <w:p>
-      <w:pPr>
-        <w:pStyle w:val="ListParagraph"/>
-        <w:numPr>
-          <w:ilvl w:val="0"/>
-          <w:numId w:val="1"/>
-        </w:numPr>
-      </w:pPr>
-      <w:r>
-        <w:rPr>
-          <w:rFonts w:ascii="Courier New" w:hAnsi="Courier New" w:cs="Courier New"/>
-        </w:rPr>
-        <w:t>Jack then says that Ganga is on his way to pick up Ravana and he will bring you here</w:t>
-      </w:r>
-      <w:r>
-        <w:rPr>
-          <w:rFonts w:ascii="Courier New" w:hAnsi="Courier New" w:cs="Courier New"/>
-        </w:rPr>
-        <w:t>.</w:t>
-      </w:r>
-    </w:p>
-    <w:p>
-      <w:pPr>
-        <w:pStyle w:val="ListParagraph"/>
-        <w:numPr>
-          <w:ilvl w:val="0"/>
-          <w:numId w:val="1"/>
-        </w:numPr>
-      </w:pPr>
-      <w:r>
-        <w:rPr>
-          <w:rFonts w:ascii="Courier New" w:hAnsi="Courier New" w:cs="Courier New"/>
-        </w:rPr>
-        <w:t>Rachel is ready and is waiting for Ali.</w:t>
-      </w:r>
-    </w:p>
-    <w:p>
-      <w:pPr>
-        <w:pStyle w:val="ListParagraph"/>
-        <w:numPr>
-          <w:ilvl w:val="0"/>
-          <w:numId w:val="1"/>
-        </w:numPr>
-      </w:pPr>
-      <w:r>
-        <w:rPr>
-          <w:rFonts w:ascii="Courier New" w:hAnsi="Courier New" w:cs="Courier New"/>
-        </w:rPr>
-        <w:t>Rachel tries to call Rama, but he doesn’t pick up.</w:t>
-      </w:r>
-    </w:p>
-    <w:p>
-      <w:pPr>
-        <w:pStyle w:val="ListParagraph"/>
-        <w:numPr>
-          <w:ilvl w:val="0"/>
-          <w:numId w:val="1"/>
-        </w:numPr>
-      </w:pPr>
-      <w:r>
-        <w:rPr>
-          <w:rFonts w:ascii="Courier New" w:hAnsi="Courier New" w:cs="Courier New"/>
-        </w:rPr>
-        <w:t>Time is now 8 P.M.</w:t>
-      </w:r>
-    </w:p>
-    <w:p>
-      <w:pPr>
-        <w:pStyle w:val="ListParagraph"/>
-        <w:numPr>
-          <w:ilvl w:val="0"/>
-          <w:numId w:val="1"/>
-        </w:numPr>
-      </w:pPr>
-      <w:r>
-        <w:rPr>
-          <w:rFonts w:ascii="Courier New" w:hAnsi="Courier New" w:cs="Courier New"/>
-        </w:rPr>
-        <w:t xml:space="preserve">Ravana </w:t>
-      </w:r>
-      <w:r>
-        <w:rPr>
-          <w:rFonts w:ascii="Courier New" w:hAnsi="Courier New" w:cs="Courier New"/>
-        </w:rPr>
-        <w:t>arrives to the location where Jack has caught Judas.</w:t>
-      </w:r>
-    </w:p>
-    <w:p>
-      <w:pPr>
-        <w:pStyle w:val="ListParagraph"/>
-        <w:numPr>
-          <w:ilvl w:val="0"/>
-          <w:numId w:val="1"/>
-        </w:numPr>
-      </w:pPr>
-      <w:r>
-        <w:rPr>
-          <w:rFonts w:ascii="Courier New" w:hAnsi="Courier New" w:cs="Courier New"/>
-        </w:rPr>
-        <w:t>Ravana comes out of the house and calls Periyavaran.</w:t>
-      </w:r>
-    </w:p>
-    <w:p>
-      <w:pPr>
-        <w:pStyle w:val="ListParagraph"/>
-        <w:numPr>
-          <w:ilvl w:val="0"/>
-          <w:numId w:val="1"/>
-        </w:numPr>
-      </w:pPr>
-      <w:r>
-        <w:rPr>
-          <w:rFonts w:ascii="Courier New" w:hAnsi="Courier New" w:cs="Courier New"/>
-        </w:rPr>
-        <w:t>Ravana comes out of the door and calls Periyavaran.</w:t>
-      </w:r>
-    </w:p>
-    <w:p>
-      <w:pPr>
-        <w:pStyle w:val="ListParagraph"/>
-        <w:numPr>
-          <w:ilvl w:val="0"/>
-          <w:numId w:val="1"/>
-        </w:numPr>
-      </w:pPr>
-      <w:r>
-        <w:rPr>
-          <w:rFonts w:ascii="Courier New" w:hAnsi="Courier New" w:cs="Courier New"/>
-        </w:rPr>
-        <w:t>Ravana says to Periyavaran that they have killed Rama and have put him near a lake.</w:t>
-      </w:r>
-    </w:p>
-    <w:p>
-      <w:pPr>
-        <w:pStyle w:val="ListParagraph"/>
-        <w:numPr>
-          <w:ilvl w:val="0"/>
-          <w:numId w:val="1"/>
-        </w:numPr>
-      </w:pPr>
-      <w:r>
-        <w:rPr>
-          <w:rFonts w:ascii="Courier New" w:hAnsi="Courier New" w:cs="Courier New"/>
-        </w:rPr>
-        <w:t xml:space="preserve">Periyavaran asks Ravana to go and see how </w:t>
-      </w:r>
-      <w:proofErr w:type="spellStart"/>
-      <w:r>
-        <w:rPr>
-          <w:rFonts w:ascii="Courier New" w:hAnsi="Courier New" w:cs="Courier New"/>
-        </w:rPr>
-        <w:t>Ganesha</w:t>
-      </w:r>
-      <w:proofErr w:type="spellEnd"/>
-      <w:r>
-        <w:rPr>
-          <w:rFonts w:ascii="Courier New" w:hAnsi="Courier New" w:cs="Courier New"/>
-        </w:rPr>
-        <w:t xml:space="preserve"> is going on.</w:t>
-      </w:r>
-    </w:p>
-    <w:p>
-      <w:pPr>
-        <w:pStyle w:val="ListParagraph"/>
-        <w:numPr>
-          <w:ilvl w:val="0"/>
-          <w:numId w:val="1"/>
-        </w:numPr>
-      </w:pPr>
-      <w:r>
-        <w:rPr>
-          <w:rFonts w:ascii="Courier New" w:hAnsi="Courier New" w:cs="Courier New"/>
-        </w:rPr>
-        <w:t>Time is now 11 P.M.</w:t>
-      </w:r>
-    </w:p>
-    <w:p>
-      <w:pPr>
-        <w:pStyle w:val="ListParagraph"/>
-        <w:numPr>
-          <w:ilvl w:val="0"/>
-          <w:numId w:val="1"/>
-        </w:numPr>
-      </w:pPr>
-      <w:r>
-        <w:rPr>
-          <w:rFonts w:ascii="Courier New" w:hAnsi="Courier New" w:cs="Courier New"/>
-        </w:rPr>
-        <w:t>Rachel is worried.</w:t>
-      </w:r>
-    </w:p>
-    <w:p>
-      <w:pPr>
-        <w:pStyle w:val="ListParagraph"/>
-        <w:numPr>
-          <w:ilvl w:val="0"/>
-          <w:numId w:val="1"/>
-        </w:numPr>
-      </w:pPr>
-      <w:r>
-        <w:rPr>
-          <w:rFonts w:ascii="Courier New" w:hAnsi="Courier New" w:cs="Courier New"/>
-        </w:rPr>
-        <w:t>She gets anxious.</w:t>
-      </w:r>
-    </w:p>
-    <w:p>
-      <w:pPr>
-        <w:pStyle w:val="ListParagraph"/>
-        <w:numPr>
-          <w:ilvl w:val="0"/>
-          <w:numId w:val="1"/>
-        </w:numPr>
-      </w:pPr>
-      <w:r>
-        <w:rPr>
-          <w:rFonts w:ascii="Courier New" w:hAnsi="Courier New" w:cs="Courier New"/>
-        </w:rPr>
-        <w:t>She goes down to meet her father.</w:t>
-      </w:r>
-    </w:p>
-    <w:p>
-      <w:pPr>
-        <w:pStyle w:val="ListParagraph"/>
-        <w:numPr>
-          <w:ilvl w:val="0"/>
-          <w:numId w:val="1"/>
-        </w:numPr>
-      </w:pPr>
-      <w:r>
-        <w:rPr>
-          <w:rFonts w:ascii="Courier New" w:hAnsi="Courier New" w:cs="Courier New"/>
-        </w:rPr>
-        <w:t>Call back to EP-4 opening.</w:t>
-      </w:r>
-    </w:p>
-    <w:p>
-      <w:pPr>
-        <w:pStyle w:val="ListParagraph"/>
-        <w:numPr>
-          <w:ilvl w:val="0"/>
-          <w:numId w:val="1"/>
-        </w:numPr>
-      </w:pPr>
-      <w:r>
-        <w:rPr>
-          <w:rFonts w:ascii="Courier New" w:hAnsi="Courier New" w:cs="Courier New"/>
-        </w:rPr>
-        <w:t>Periyavaran says that Rama is dead.</w:t>
-      </w:r>
-    </w:p>
-    <w:p>
-      <w:pPr>
-        <w:pStyle w:val="ListParagraph"/>
-        <w:numPr>
-          <w:ilvl w:val="0"/>
-          <w:numId w:val="1"/>
-        </w:numPr>
-      </w:pPr>
-      <w:r>
-        <w:rPr>
-          <w:rFonts w:ascii="Courier New" w:hAnsi="Courier New" w:cs="Courier New"/>
-        </w:rPr>
-        <w:t>Rachel takes a fork and smashes to Periyavaran’s hand.</w:t>
-      </w:r>
-    </w:p>
-    <w:p>
-      <w:pPr>
-        <w:pStyle w:val="ListParagraph"/>
-        <w:numPr>
-          <w:ilvl w:val="0"/>
-          <w:numId w:val="1"/>
-        </w:numPr>
-      </w:pPr>
-      <w:r>
-        <w:rPr>
-          <w:rFonts w:ascii="Courier New" w:hAnsi="Courier New" w:cs="Courier New"/>
-        </w:rPr>
-        <w:t>Rachel then goes to the lake in her moped.</w:t>
-      </w:r>
-    </w:p>
-    <w:p>
-      <w:pPr>
-        <w:pStyle w:val="ListParagraph"/>
-        <w:numPr>
-          <w:ilvl w:val="0"/>
-          <w:numId w:val="1"/>
-        </w:numPr>
-      </w:pPr>
-      <w:r>
-        <w:rPr>
-          <w:rFonts w:ascii="Courier New" w:hAnsi="Courier New" w:cs="Courier New"/>
-        </w:rPr>
-        <w:t xml:space="preserve">Ravana and the P.A. are standing near </w:t>
-      </w:r>
-      <w:proofErr w:type="spellStart"/>
-      <w:r>
-        <w:rPr>
-          <w:rFonts w:ascii="Courier New" w:hAnsi="Courier New" w:cs="Courier New"/>
-        </w:rPr>
-        <w:t>Ganesha</w:t>
-      </w:r>
-      <w:proofErr w:type="spellEnd"/>
-      <w:r>
-        <w:rPr>
-          <w:rFonts w:ascii="Courier New" w:hAnsi="Courier New" w:cs="Courier New"/>
-        </w:rPr>
-        <w:t xml:space="preserve"> when they get the call. (EP-4)</w:t>
-      </w:r>
-    </w:p>
-    <w:p>
-      <w:pPr>
-        <w:pStyle w:val="ListParagraph"/>
-        <w:numPr>
-          <w:ilvl w:val="0"/>
-          <w:numId w:val="1"/>
-        </w:numPr>
-      </w:pPr>
-      <w:r>
-        <w:rPr>
-          <w:rFonts w:ascii="Courier New" w:hAnsi="Courier New" w:cs="Courier New"/>
-        </w:rPr>
-        <w:t>Rachel reaches the spot.</w:t>
-      </w:r>
-    </w:p>
-    <w:p>
-      <w:pPr>
-        <w:pStyle w:val="ListParagraph"/>
-        <w:numPr>
-          <w:ilvl w:val="0"/>
-          <w:numId w:val="1"/>
-        </w:numPr>
-      </w:pPr>
-      <w:r>
-        <w:rPr>
-          <w:rFonts w:ascii="Courier New" w:hAnsi="Courier New" w:cs="Courier New"/>
-        </w:rPr>
-        <w:t>She looks at the body.</w:t>
+        <w:t>The phone falls from Periyavaran’s hand.</w:t>
+      </w:r>
+    </w:p>
+    <w:p>
+      <w:pPr>
+        <w:pStyle w:val="ListParagraph"/>
+        <w:numPr>
+          <w:ilvl w:val="0"/>
+          <w:numId w:val="1"/>
+        </w:numPr>
+      </w:pPr>
+      <w:r>
+        <w:rPr>
+          <w:rFonts w:ascii="Courier New" w:hAnsi="Courier New" w:cs="Courier New"/>
+        </w:rPr>
+        <w:t>Periyavaran tells her how he does not like her and how he killed her mother.</w:t>
+      </w:r>
+    </w:p>
+    <w:p>
+      <w:pPr>
+        <w:pStyle w:val="ListParagraph"/>
+        <w:numPr>
+          <w:ilvl w:val="0"/>
+          <w:numId w:val="1"/>
+        </w:numPr>
+      </w:pPr>
+      <w:r>
+        <w:rPr>
+          <w:rFonts w:ascii="Courier New" w:hAnsi="Courier New" w:cs="Courier New"/>
+        </w:rPr>
+        <w:t>Periyavaran then stabs her again.</w:t>
+      </w:r>
+    </w:p>
+    <w:p>
+      <w:pPr>
+        <w:pStyle w:val="ListParagraph"/>
+        <w:numPr>
+          <w:ilvl w:val="0"/>
+          <w:numId w:val="1"/>
+        </w:numPr>
+      </w:pPr>
+      <w:r>
+        <w:rPr>
+          <w:rFonts w:ascii="Courier New" w:hAnsi="Courier New" w:cs="Courier New"/>
+        </w:rPr>
+        <w:t>They then decide to leave.</w:t>
+      </w:r>
+    </w:p>
+    <w:p>
+      <w:pPr>
+        <w:pStyle w:val="ListParagraph"/>
+        <w:numPr>
+          <w:ilvl w:val="0"/>
+          <w:numId w:val="1"/>
+        </w:numPr>
+      </w:pPr>
+      <w:r>
+        <w:rPr>
+          <w:rFonts w:ascii="Courier New" w:hAnsi="Courier New" w:cs="Courier New"/>
+        </w:rPr>
+        <w:t>Periyavaran asks Ravana to end it.</w:t>
+      </w:r>
+    </w:p>
+    <w:p>
+      <w:pPr>
+        <w:pStyle w:val="ListParagraph"/>
+        <w:numPr>
+          <w:ilvl w:val="0"/>
+          <w:numId w:val="1"/>
+        </w:numPr>
+      </w:pPr>
+      <w:r>
+        <w:rPr>
+          <w:rFonts w:ascii="Courier New" w:hAnsi="Courier New" w:cs="Courier New"/>
+        </w:rPr>
+        <w:t>Ravana comes back, picks up the pistol and shoots Rachel on the face.</w:t>
+      </w:r>
+    </w:p>
+    <w:p>
+      <w:pPr>
+        <w:pStyle w:val="ListParagraph"/>
+        <w:numPr>
+          <w:ilvl w:val="0"/>
+          <w:numId w:val="1"/>
+        </w:numPr>
+      </w:pPr>
+      <w:r>
+        <w:rPr>
+          <w:rFonts w:ascii="Courier New" w:hAnsi="Courier New" w:cs="Courier New"/>
+        </w:rPr>
+        <w:t>Ganga says how her life would have been if she had agreed to be with him.</w:t>
+      </w:r>
+    </w:p>
+    <w:p>
+      <w:pPr>
+        <w:pStyle w:val="ListParagraph"/>
+        <w:numPr>
+          <w:ilvl w:val="0"/>
+          <w:numId w:val="1"/>
+        </w:numPr>
+      </w:pPr>
+      <w:r>
+        <w:rPr>
+          <w:rFonts w:ascii="Courier New" w:hAnsi="Courier New" w:cs="Courier New"/>
+        </w:rPr>
+        <w:t xml:space="preserve">Rama listens to all this </w:t>
+      </w:r>
+      <w:r>
+        <w:rPr>
+          <w:rFonts w:ascii="Courier New" w:hAnsi="Courier New" w:cs="Courier New"/>
+        </w:rPr>
+        <w:t>on phone.</w:t>
+      </w:r>
+    </w:p>
+    <w:p>
+      <w:pPr>
+        <w:pStyle w:val="ListParagraph"/>
+        <w:numPr>
+          <w:ilvl w:val="0"/>
+          <w:numId w:val="1"/>
+        </w:numPr>
+      </w:pPr>
+      <w:r>
+        <w:rPr>
+          <w:rFonts w:ascii="Courier New" w:hAnsi="Courier New" w:cs="Courier New"/>
+        </w:rPr>
+        <w:t>Rama gets into a bus.</w:t>
+      </w:r>
+    </w:p>
+    <w:p>
+      <w:pPr>
+        <w:pStyle w:val="ListParagraph"/>
+        <w:numPr>
+          <w:ilvl w:val="0"/>
+          <w:numId w:val="1"/>
+        </w:numPr>
+      </w:pPr>
+      <w:r>
+        <w:rPr>
+          <w:rFonts w:ascii="Courier New" w:hAnsi="Courier New" w:cs="Courier New"/>
+        </w:rPr>
+        <w:t>The conductor asks him for ticket.</w:t>
+      </w:r>
+    </w:p>
+    <w:p>
+      <w:pPr>
+        <w:pStyle w:val="ListParagraph"/>
+        <w:numPr>
+          <w:ilvl w:val="0"/>
+          <w:numId w:val="1"/>
+        </w:numPr>
+      </w:pPr>
+      <w:r>
+        <w:rPr>
+          <w:rFonts w:ascii="Courier New" w:hAnsi="Courier New" w:cs="Courier New"/>
+        </w:rPr>
+        <w:t>Rama gives him the pendent.</w:t>
+      </w:r>
+    </w:p>
+    <w:p>
+      <w:pPr>
+        <w:pStyle w:val="ListParagraph"/>
+        <w:numPr>
+          <w:ilvl w:val="0"/>
+          <w:numId w:val="1"/>
+        </w:numPr>
+      </w:pPr>
+      <w:r>
+        <w:rPr>
+          <w:rFonts w:ascii="Courier New" w:hAnsi="Courier New" w:cs="Courier New"/>
+        </w:rPr>
+        <w:t>Rama gets down.</w:t>
+      </w:r>
+    </w:p>
+    <w:p>
+      <w:pPr>
+        <w:pStyle w:val="ListParagraph"/>
+        <w:numPr>
+          <w:ilvl w:val="0"/>
+          <w:numId w:val="1"/>
+        </w:numPr>
+      </w:pPr>
+      <w:r>
+        <w:rPr>
+          <w:rFonts w:ascii="Courier New" w:hAnsi="Courier New" w:cs="Courier New"/>
+        </w:rPr>
+        <w:t>He goes to the place where their bodies are at around 6 A.M.</w:t>
+      </w:r>
+    </w:p>
+    <w:p>
+      <w:pPr>
+        <w:pStyle w:val="ListParagraph"/>
+        <w:numPr>
+          <w:ilvl w:val="0"/>
+          <w:numId w:val="1"/>
+        </w:numPr>
+      </w:pPr>
+      <w:r>
+        <w:rPr>
+          <w:rFonts w:ascii="Courier New" w:hAnsi="Courier New" w:cs="Courier New"/>
+        </w:rPr>
+        <w:t>He picks the bodies and places them in the car.</w:t>
+      </w:r>
+    </w:p>
+    <w:p>
+      <w:pPr>
+        <w:pStyle w:val="ListParagraph"/>
+        <w:numPr>
+          <w:ilvl w:val="0"/>
+          <w:numId w:val="1"/>
+        </w:numPr>
+      </w:pPr>
+      <w:r>
+        <w:rPr>
+          <w:rFonts w:ascii="Courier New" w:hAnsi="Courier New" w:cs="Courier New"/>
+        </w:rPr>
+        <w:t>Ravana comes into the house and punches the guy tied to the chair.</w:t>
       </w:r>
     </w:p>
     <w:p>
@@ -2116,593 +2735,6 @@
           <w:rFonts w:ascii="Courier New" w:hAnsi="Courier New" w:cs="Courier New"/>
         </w:rPr>
         <w:lastRenderedPageBreak/>
-        <w:t>Rachel turns the body around.</w:t>
-      </w:r>
-    </w:p>
-    <w:p>
-      <w:pPr>
-        <w:pStyle w:val="ListParagraph"/>
-        <w:numPr>
-          <w:ilvl w:val="0"/>
-          <w:numId w:val="1"/>
-        </w:numPr>
-      </w:pPr>
-      <w:r>
-        <w:rPr>
-          <w:rFonts w:ascii="Courier New" w:hAnsi="Courier New" w:cs="Courier New"/>
-        </w:rPr>
-        <w:t>It is Ali.</w:t>
-      </w:r>
-    </w:p>
-    <w:p>
-      <w:pPr>
-        <w:pStyle w:val="ListParagraph"/>
-        <w:numPr>
-          <w:ilvl w:val="0"/>
-          <w:numId w:val="1"/>
-        </w:numPr>
-      </w:pPr>
-      <w:r>
-        <w:rPr>
-          <w:rFonts w:ascii="Courier New" w:hAnsi="Courier New" w:cs="Courier New"/>
-        </w:rPr>
-        <w:t>She then gets a call.</w:t>
-      </w:r>
-    </w:p>
-    <w:p>
-      <w:pPr>
-        <w:pStyle w:val="ListParagraph"/>
-        <w:numPr>
-          <w:ilvl w:val="0"/>
-          <w:numId w:val="1"/>
-        </w:numPr>
-      </w:pPr>
-      <w:r>
-        <w:rPr>
-          <w:rFonts w:ascii="Courier New" w:hAnsi="Courier New" w:cs="Courier New"/>
-        </w:rPr>
-        <w:t>It is Rama on the phone.</w:t>
-      </w:r>
-    </w:p>
-    <w:p>
-      <w:pPr>
-        <w:pStyle w:val="ListParagraph"/>
-        <w:numPr>
-          <w:ilvl w:val="0"/>
-          <w:numId w:val="1"/>
-        </w:numPr>
-      </w:pPr>
-      <w:r>
-        <w:rPr>
-          <w:rFonts w:ascii="Courier New" w:hAnsi="Courier New" w:cs="Courier New"/>
-        </w:rPr>
-        <w:t>Rachel asks Rama where he is.</w:t>
-      </w:r>
-    </w:p>
-    <w:p>
-      <w:pPr>
-        <w:pStyle w:val="ListParagraph"/>
-        <w:numPr>
-          <w:ilvl w:val="0"/>
-          <w:numId w:val="1"/>
-        </w:numPr>
-      </w:pPr>
-      <w:r>
-        <w:rPr>
-          <w:rFonts w:ascii="Courier New" w:hAnsi="Courier New" w:cs="Courier New"/>
-        </w:rPr>
-        <w:t>Rama asks shall I narrate a story.</w:t>
-      </w:r>
-    </w:p>
-    <w:p>
-      <w:pPr>
-        <w:pStyle w:val="ListParagraph"/>
-        <w:numPr>
-          <w:ilvl w:val="0"/>
-          <w:numId w:val="1"/>
-        </w:numPr>
-      </w:pPr>
-      <w:r>
-        <w:rPr>
-          <w:rFonts w:ascii="Courier New" w:hAnsi="Courier New" w:cs="Courier New"/>
-        </w:rPr>
-        <w:t>Rama then says how Jack attacked him.</w:t>
-      </w:r>
-    </w:p>
-    <w:p>
-      <w:pPr>
-        <w:pStyle w:val="ListParagraph"/>
-        <w:numPr>
-          <w:ilvl w:val="0"/>
-          <w:numId w:val="1"/>
-        </w:numPr>
-      </w:pPr>
-      <w:r>
-        <w:rPr>
-          <w:rFonts w:ascii="Courier New" w:hAnsi="Courier New" w:cs="Courier New"/>
-        </w:rPr>
-        <w:t>Rama fight Jack</w:t>
-      </w:r>
-      <w:r>
-        <w:rPr>
-          <w:rFonts w:ascii="Courier New" w:hAnsi="Courier New" w:cs="Courier New"/>
-        </w:rPr>
-        <w:t xml:space="preserve"> and ties him up to a chair.</w:t>
-      </w:r>
-    </w:p>
-    <w:p>
-      <w:pPr>
-        <w:pStyle w:val="ListParagraph"/>
-        <w:numPr>
-          <w:ilvl w:val="0"/>
-          <w:numId w:val="1"/>
-        </w:numPr>
-      </w:pPr>
-      <w:r>
-        <w:rPr>
-          <w:rFonts w:ascii="Courier New" w:hAnsi="Courier New" w:cs="Courier New"/>
-        </w:rPr>
-        <w:t xml:space="preserve">Rama asks Jack to call </w:t>
-      </w:r>
-      <w:proofErr w:type="spellStart"/>
-      <w:r>
-        <w:rPr>
-          <w:rFonts w:ascii="Courier New" w:hAnsi="Courier New" w:cs="Courier New"/>
-        </w:rPr>
-        <w:t>Ganaga</w:t>
-      </w:r>
-      <w:proofErr w:type="spellEnd"/>
-      <w:r>
-        <w:rPr>
-          <w:rFonts w:ascii="Courier New" w:hAnsi="Courier New" w:cs="Courier New"/>
-        </w:rPr>
-        <w:t xml:space="preserve"> and ask him to pick up Ravana.</w:t>
-      </w:r>
-    </w:p>
-    <w:p>
-      <w:pPr>
-        <w:pStyle w:val="ListParagraph"/>
-        <w:numPr>
-          <w:ilvl w:val="0"/>
-          <w:numId w:val="1"/>
-        </w:numPr>
-      </w:pPr>
-      <w:r>
-        <w:rPr>
-          <w:rFonts w:ascii="Courier New" w:hAnsi="Courier New" w:cs="Courier New"/>
-        </w:rPr>
-        <w:t>Then Rama asks Jack to Ravana and ask him to come.</w:t>
-      </w:r>
-    </w:p>
-    <w:p>
-      <w:pPr>
-        <w:pStyle w:val="ListParagraph"/>
-        <w:numPr>
-          <w:ilvl w:val="0"/>
-          <w:numId w:val="1"/>
-        </w:numPr>
-      </w:pPr>
-      <w:r>
-        <w:rPr>
-          <w:rFonts w:ascii="Courier New" w:hAnsi="Courier New" w:cs="Courier New"/>
-        </w:rPr>
-        <w:t>Rama then closes Jacks mouth and face.</w:t>
-      </w:r>
-    </w:p>
-    <w:p>
-      <w:pPr>
-        <w:pStyle w:val="ListParagraph"/>
-        <w:numPr>
-          <w:ilvl w:val="0"/>
-          <w:numId w:val="1"/>
-        </w:numPr>
-      </w:pPr>
-      <w:r>
-        <w:rPr>
-          <w:rFonts w:ascii="Courier New" w:hAnsi="Courier New" w:cs="Courier New"/>
-        </w:rPr>
-        <w:t>Rama tells Jack that his fate now depends on Ravana.</w:t>
-      </w:r>
-    </w:p>
-    <w:p>
-      <w:pPr>
-        <w:pStyle w:val="ListParagraph"/>
-        <w:numPr>
-          <w:ilvl w:val="0"/>
-          <w:numId w:val="1"/>
-        </w:numPr>
-      </w:pPr>
-      <w:r>
-        <w:rPr>
-          <w:rFonts w:ascii="Courier New" w:hAnsi="Courier New" w:cs="Courier New"/>
-        </w:rPr>
-        <w:t>If Ravana decides to see his face he will know it is Jack.</w:t>
-      </w:r>
-    </w:p>
-    <w:p>
-      <w:pPr>
-        <w:pStyle w:val="ListParagraph"/>
-        <w:numPr>
-          <w:ilvl w:val="0"/>
-          <w:numId w:val="1"/>
-        </w:numPr>
-      </w:pPr>
-      <w:r>
-        <w:rPr>
-          <w:rFonts w:ascii="Courier New" w:hAnsi="Courier New" w:cs="Courier New"/>
-        </w:rPr>
-        <w:t>If Ravana directly kills you. Then it is your fate.</w:t>
-      </w:r>
-    </w:p>
-    <w:p>
-      <w:pPr>
-        <w:pStyle w:val="ListParagraph"/>
-        <w:numPr>
-          <w:ilvl w:val="0"/>
-          <w:numId w:val="1"/>
-        </w:numPr>
-      </w:pPr>
-      <w:r>
-        <w:rPr>
-          <w:rFonts w:ascii="Courier New" w:hAnsi="Courier New" w:cs="Courier New"/>
-        </w:rPr>
-        <w:t>Rama then escapes to Bangalore.</w:t>
-      </w:r>
-    </w:p>
-    <w:p>
-      <w:pPr>
-        <w:pStyle w:val="ListParagraph"/>
-        <w:numPr>
-          <w:ilvl w:val="0"/>
-          <w:numId w:val="1"/>
-        </w:numPr>
-      </w:pPr>
-      <w:r>
-        <w:rPr>
-          <w:rFonts w:ascii="Courier New" w:hAnsi="Courier New" w:cs="Courier New"/>
-        </w:rPr>
-        <w:t>Calls Rachel on a pay phone.</w:t>
-      </w:r>
-    </w:p>
-    <w:p>
-      <w:pPr>
-        <w:pStyle w:val="ListParagraph"/>
-        <w:numPr>
-          <w:ilvl w:val="0"/>
-          <w:numId w:val="1"/>
-        </w:numPr>
-      </w:pPr>
-      <w:r>
-        <w:rPr>
-          <w:rFonts w:ascii="Courier New" w:hAnsi="Courier New" w:cs="Courier New"/>
-        </w:rPr>
-        <w:t>Rama then asks where Rachel is.</w:t>
-      </w:r>
-    </w:p>
-    <w:p>
-      <w:pPr>
-        <w:pStyle w:val="ListParagraph"/>
-        <w:numPr>
-          <w:ilvl w:val="0"/>
-          <w:numId w:val="1"/>
-        </w:numPr>
-      </w:pPr>
-      <w:r>
-        <w:rPr>
-          <w:rFonts w:ascii="Courier New" w:hAnsi="Courier New" w:cs="Courier New"/>
-        </w:rPr>
-        <w:t>Rachel tells him that she was worried, so she attacked her father thinking that he did something.</w:t>
-      </w:r>
-    </w:p>
-    <w:p>
-      <w:pPr>
-        <w:pStyle w:val="ListParagraph"/>
-        <w:numPr>
-          <w:ilvl w:val="0"/>
-          <w:numId w:val="1"/>
-        </w:numPr>
-      </w:pPr>
-      <w:r>
-        <w:rPr>
-          <w:rFonts w:ascii="Courier New" w:hAnsi="Courier New" w:cs="Courier New"/>
-        </w:rPr>
-        <w:t>Rachel says that her father told her that your body is in the lake but here the body is of someone else.</w:t>
-      </w:r>
-    </w:p>
-    <w:p>
-      <w:pPr>
-        <w:pStyle w:val="ListParagraph"/>
-        <w:numPr>
-          <w:ilvl w:val="0"/>
-          <w:numId w:val="1"/>
-        </w:numPr>
-      </w:pPr>
-      <w:r>
-        <w:rPr>
-          <w:rFonts w:ascii="Courier New" w:hAnsi="Courier New" w:cs="Courier New"/>
-        </w:rPr>
-        <w:t>Rama asks Rachel to get out of there quickly.</w:t>
-      </w:r>
-    </w:p>
-    <w:p>
-      <w:pPr>
-        <w:pStyle w:val="ListParagraph"/>
-        <w:numPr>
-          <w:ilvl w:val="0"/>
-          <w:numId w:val="1"/>
-        </w:numPr>
-      </w:pPr>
-      <w:r>
-        <w:rPr>
-          <w:rFonts w:ascii="Courier New" w:hAnsi="Courier New" w:cs="Courier New"/>
-        </w:rPr>
-        <w:t>Rachel does not respond.</w:t>
-      </w:r>
-    </w:p>
-    <w:p>
-      <w:pPr>
-        <w:pStyle w:val="ListParagraph"/>
-        <w:numPr>
-          <w:ilvl w:val="0"/>
-          <w:numId w:val="1"/>
-        </w:numPr>
-      </w:pPr>
-      <w:r>
-        <w:rPr>
-          <w:rFonts w:ascii="Courier New" w:hAnsi="Courier New" w:cs="Courier New"/>
-        </w:rPr>
-        <w:t>Rachel is stabbed to the stomach by Periyavaran</w:t>
-      </w:r>
-      <w:r>
-        <w:rPr>
-          <w:rFonts w:ascii="Courier New" w:hAnsi="Courier New" w:cs="Courier New"/>
-        </w:rPr>
-        <w:t>.</w:t>
-      </w:r>
-    </w:p>
-    <w:p>
-      <w:pPr>
-        <w:pStyle w:val="ListParagraph"/>
-        <w:numPr>
-          <w:ilvl w:val="0"/>
-          <w:numId w:val="1"/>
-        </w:numPr>
-      </w:pPr>
-      <w:r>
-        <w:rPr>
-          <w:rFonts w:ascii="Courier New" w:hAnsi="Courier New" w:cs="Courier New"/>
-        </w:rPr>
-        <w:t>The phone falls from Periyavaran’s hand.</w:t>
-      </w:r>
-    </w:p>
-    <w:p>
-      <w:pPr>
-        <w:pStyle w:val="ListParagraph"/>
-        <w:numPr>
-          <w:ilvl w:val="0"/>
-          <w:numId w:val="1"/>
-        </w:numPr>
-      </w:pPr>
-      <w:r>
-        <w:rPr>
-          <w:rFonts w:ascii="Courier New" w:hAnsi="Courier New" w:cs="Courier New"/>
-        </w:rPr>
-        <w:t>Periyavaran tells her how he does not like her and how he killed her mother.</w:t>
-      </w:r>
-    </w:p>
-    <w:p>
-      <w:pPr>
-        <w:pStyle w:val="ListParagraph"/>
-        <w:numPr>
-          <w:ilvl w:val="0"/>
-          <w:numId w:val="1"/>
-        </w:numPr>
-      </w:pPr>
-      <w:r>
-        <w:rPr>
-          <w:rFonts w:ascii="Courier New" w:hAnsi="Courier New" w:cs="Courier New"/>
-        </w:rPr>
-        <w:t>Periyavaran then stabs her again.</w:t>
-      </w:r>
-    </w:p>
-    <w:p>
-      <w:pPr>
-        <w:pStyle w:val="ListParagraph"/>
-        <w:numPr>
-          <w:ilvl w:val="0"/>
-          <w:numId w:val="1"/>
-        </w:numPr>
-      </w:pPr>
-      <w:r>
-        <w:rPr>
-          <w:rFonts w:ascii="Courier New" w:hAnsi="Courier New" w:cs="Courier New"/>
-        </w:rPr>
-        <w:t>They then decide to leave.</w:t>
-      </w:r>
-    </w:p>
-    <w:p>
-      <w:pPr>
-        <w:pStyle w:val="ListParagraph"/>
-        <w:numPr>
-          <w:ilvl w:val="0"/>
-          <w:numId w:val="1"/>
-        </w:numPr>
-      </w:pPr>
-      <w:r>
-        <w:rPr>
-          <w:rFonts w:ascii="Courier New" w:hAnsi="Courier New" w:cs="Courier New"/>
-        </w:rPr>
-        <w:t>Periyavaran asks Ravana to end it.</w:t>
-      </w:r>
-    </w:p>
-    <w:p>
-      <w:pPr>
-        <w:pStyle w:val="ListParagraph"/>
-        <w:numPr>
-          <w:ilvl w:val="0"/>
-          <w:numId w:val="1"/>
-        </w:numPr>
-      </w:pPr>
-      <w:r>
-        <w:rPr>
-          <w:rFonts w:ascii="Courier New" w:hAnsi="Courier New" w:cs="Courier New"/>
-        </w:rPr>
-        <w:t>Ravana comes back, picks up the pistol and shoots Rachel on the face.</w:t>
-      </w:r>
-    </w:p>
-    <w:p>
-      <w:pPr>
-        <w:pStyle w:val="ListParagraph"/>
-        <w:numPr>
-          <w:ilvl w:val="0"/>
-          <w:numId w:val="1"/>
-        </w:numPr>
-      </w:pPr>
-      <w:r>
-        <w:rPr>
-          <w:rFonts w:ascii="Courier New" w:hAnsi="Courier New" w:cs="Courier New"/>
-        </w:rPr>
-        <w:t>Ganga says how her life would have been if she had agreed to be with him.</w:t>
-      </w:r>
-    </w:p>
-    <w:p>
-      <w:pPr>
-        <w:pStyle w:val="ListParagraph"/>
-        <w:numPr>
-          <w:ilvl w:val="0"/>
-          <w:numId w:val="1"/>
-        </w:numPr>
-      </w:pPr>
-      <w:r>
-        <w:rPr>
-          <w:rFonts w:ascii="Courier New" w:hAnsi="Courier New" w:cs="Courier New"/>
-        </w:rPr>
-        <w:t xml:space="preserve">Rama listens to all this </w:t>
-      </w:r>
-      <w:r>
-        <w:rPr>
-          <w:rFonts w:ascii="Courier New" w:hAnsi="Courier New" w:cs="Courier New"/>
-        </w:rPr>
-        <w:t>on phone.</w:t>
-      </w:r>
-    </w:p>
-    <w:p>
-      <w:pPr>
-        <w:pStyle w:val="ListParagraph"/>
-        <w:numPr>
-          <w:ilvl w:val="0"/>
-          <w:numId w:val="1"/>
-        </w:numPr>
-      </w:pPr>
-      <w:r>
-        <w:rPr>
-          <w:rFonts w:ascii="Courier New" w:hAnsi="Courier New" w:cs="Courier New"/>
-        </w:rPr>
-        <w:t>Rama gets into a bus.</w:t>
-      </w:r>
-    </w:p>
-    <w:p>
-      <w:pPr>
-        <w:pStyle w:val="ListParagraph"/>
-        <w:numPr>
-          <w:ilvl w:val="0"/>
-          <w:numId w:val="1"/>
-        </w:numPr>
-      </w:pPr>
-      <w:r>
-        <w:rPr>
-          <w:rFonts w:ascii="Courier New" w:hAnsi="Courier New" w:cs="Courier New"/>
-        </w:rPr>
-        <w:t>The conductor asks him for ticket.</w:t>
-      </w:r>
-    </w:p>
-    <w:p>
-      <w:pPr>
-        <w:pStyle w:val="ListParagraph"/>
-        <w:numPr>
-          <w:ilvl w:val="0"/>
-          <w:numId w:val="1"/>
-        </w:numPr>
-      </w:pPr>
-      <w:r>
-        <w:rPr>
-          <w:rFonts w:ascii="Courier New" w:hAnsi="Courier New" w:cs="Courier New"/>
-        </w:rPr>
-        <w:t>Rama gives him the pendent.</w:t>
-      </w:r>
-    </w:p>
-    <w:p>
-      <w:pPr>
-        <w:pStyle w:val="ListParagraph"/>
-        <w:numPr>
-          <w:ilvl w:val="0"/>
-          <w:numId w:val="1"/>
-        </w:numPr>
-      </w:pPr>
-      <w:r>
-        <w:rPr>
-          <w:rFonts w:ascii="Courier New" w:hAnsi="Courier New" w:cs="Courier New"/>
-        </w:rPr>
-        <w:t>Rama gets down.</w:t>
-      </w:r>
-    </w:p>
-    <w:p>
-      <w:pPr>
-        <w:pStyle w:val="ListParagraph"/>
-        <w:numPr>
-          <w:ilvl w:val="0"/>
-          <w:numId w:val="1"/>
-        </w:numPr>
-      </w:pPr>
-      <w:r>
-        <w:rPr>
-          <w:rFonts w:ascii="Courier New" w:hAnsi="Courier New" w:cs="Courier New"/>
-        </w:rPr>
-        <w:t>He goes to the place where their bodies are at around 6 A.M.</w:t>
-      </w:r>
-    </w:p>
-    <w:p>
-      <w:pPr>
-        <w:pStyle w:val="ListParagraph"/>
-        <w:numPr>
-          <w:ilvl w:val="0"/>
-          <w:numId w:val="1"/>
-        </w:numPr>
-      </w:pPr>
-      <w:r>
-        <w:rPr>
-          <w:rFonts w:ascii="Courier New" w:hAnsi="Courier New" w:cs="Courier New"/>
-        </w:rPr>
-        <w:t>He picks the bodies and places them in the car.</w:t>
-      </w:r>
-    </w:p>
-    <w:p>
-      <w:pPr>
-        <w:pStyle w:val="ListParagraph"/>
-        <w:numPr>
-          <w:ilvl w:val="0"/>
-          <w:numId w:val="1"/>
-        </w:numPr>
-      </w:pPr>
-      <w:r>
-        <w:rPr>
-          <w:rFonts w:ascii="Courier New" w:hAnsi="Courier New" w:cs="Courier New"/>
-        </w:rPr>
-        <w:t>Ravana comes into the house and punches the guy tied to the chair.</w:t>
-      </w:r>
-    </w:p>
-    <w:p>
-      <w:pPr>
-        <w:pStyle w:val="ListParagraph"/>
-        <w:numPr>
-          <w:ilvl w:val="0"/>
-          <w:numId w:val="1"/>
-        </w:numPr>
-      </w:pPr>
-      <w:r>
-        <w:rPr>
-          <w:rFonts w:ascii="Courier New" w:hAnsi="Courier New" w:cs="Courier New"/>
-        </w:rPr>
         <w:t>They guy falls.</w:t>
       </w:r>
     </w:p>
@@ -2718,7 +2750,6 @@
         <w:rPr>
           <w:rFonts w:ascii="Courier New" w:hAnsi="Courier New" w:cs="Courier New"/>
         </w:rPr>
-        <w:lastRenderedPageBreak/>
         <w:t>Ravana realizes that it is Jack.</w:t>
       </w:r>
     </w:p>
@@ -3570,15 +3601,6 @@
   </w:num>
   <w:num w:numId="3">
     <w:abstractNumId w:val="1"/>
-    <w:lvlOverride w:ilvl="0"/>
-    <w:lvlOverride w:ilvl="1"/>
-    <w:lvlOverride w:ilvl="2"/>
-    <w:lvlOverride w:ilvl="3"/>
-    <w:lvlOverride w:ilvl="4"/>
-    <w:lvlOverride w:ilvl="5"/>
-    <w:lvlOverride w:ilvl="6"/>
-    <w:lvlOverride w:ilvl="7"/>
-    <w:lvlOverride w:ilvl="8"/>
   </w:num>
 </w:numbering>
 </file>
@@ -4024,6 +4046,50 @@
       <w:contextualSpacing/>
     </w:pPr>
   </w:style>
+  <w:style w:type="paragraph" w:styleId="Header">
+    <w:name w:val="header"/>
+    <w:basedOn w:val="Normal"/>
+    <w:link w:val="HeaderChar"/>
+    <w:uiPriority w:val="99"/>
+    <w:unhideWhenUsed/>
+    <w:rsid w:val="00E6797C"/>
+    <w:pPr>
+      <w:tabs>
+        <w:tab w:val="center" w:pos="4680"/>
+        <w:tab w:val="right" w:pos="9360"/>
+      </w:tabs>
+      <w:spacing w:after="0" w:line="240" w:lineRule="auto"/>
+    </w:pPr>
+  </w:style>
+  <w:style w:type="character" w:customStyle="1" w:styleId="HeaderChar">
+    <w:name w:val="Header Char"/>
+    <w:basedOn w:val="DefaultParagraphFont"/>
+    <w:link w:val="Header"/>
+    <w:uiPriority w:val="99"/>
+    <w:rsid w:val="00E6797C"/>
+  </w:style>
+  <w:style w:type="paragraph" w:styleId="Footer">
+    <w:name w:val="footer"/>
+    <w:basedOn w:val="Normal"/>
+    <w:link w:val="FooterChar"/>
+    <w:uiPriority w:val="99"/>
+    <w:unhideWhenUsed/>
+    <w:rsid w:val="00E6797C"/>
+    <w:pPr>
+      <w:tabs>
+        <w:tab w:val="center" w:pos="4680"/>
+        <w:tab w:val="right" w:pos="9360"/>
+      </w:tabs>
+      <w:spacing w:after="0" w:line="240" w:lineRule="auto"/>
+    </w:pPr>
+  </w:style>
+  <w:style w:type="character" w:customStyle="1" w:styleId="FooterChar">
+    <w:name w:val="Footer Char"/>
+    <w:basedOn w:val="DefaultParagraphFont"/>
+    <w:link w:val="Footer"/>
+    <w:uiPriority w:val="99"/>
+    <w:rsid w:val="00E6797C"/>
+  </w:style>
 </w:styles>
 </file>
 
